--- a/lab2/report.docx
+++ b/lab2/report.docx
@@ -4,151 +4,290 @@
   <w:body>
     <w:p>
       <w:pPr>
+        <w:widowControl/>
+        <w:spacing w:line="240" w:lineRule="auto" w:after="0"/>
+        <w:ind w:firstLine="0"/>
         <w:jc w:val="center"/>
       </w:pPr>
       <w:r>
+        <w:rPr>
+          <w:rFonts w:ascii="Times New Roman" w:hAnsi="Times New Roman"/>
+          <w:sz w:val="28"/>
+        </w:rPr>
         <w:t>Министерство науки и высшего образования Российской Федерации</w:t>
       </w:r>
     </w:p>
     <w:p>
       <w:pPr>
+        <w:widowControl/>
+        <w:spacing w:line="240" w:lineRule="auto" w:after="0"/>
+        <w:ind w:firstLine="0"/>
         <w:jc w:val="center"/>
       </w:pPr>
       <w:r>
+        <w:rPr>
+          <w:rFonts w:ascii="Times New Roman" w:hAnsi="Times New Roman"/>
+          <w:sz w:val="28"/>
+        </w:rPr>
         <w:t>Пермский национальный исследовательский политехнический университет</w:t>
       </w:r>
     </w:p>
     <w:p>
       <w:pPr>
+        <w:widowControl/>
+        <w:spacing w:line="240" w:lineRule="auto" w:after="200"/>
+        <w:ind w:firstLine="0"/>
         <w:jc w:val="center"/>
       </w:pPr>
     </w:p>
     <w:p>
       <w:pPr>
+        <w:widowControl/>
+        <w:spacing w:line="240" w:lineRule="auto" w:after="200"/>
+        <w:ind w:firstLine="0"/>
         <w:jc w:val="center"/>
       </w:pPr>
     </w:p>
     <w:p>
       <w:pPr>
+        <w:widowControl/>
+        <w:spacing w:line="240" w:lineRule="auto" w:after="200"/>
+        <w:ind w:firstLine="0"/>
         <w:jc w:val="center"/>
       </w:pPr>
     </w:p>
     <w:p>
       <w:pPr>
+        <w:widowControl/>
+        <w:spacing w:line="240" w:lineRule="auto" w:after="200"/>
+        <w:ind w:firstLine="0"/>
         <w:jc w:val="center"/>
       </w:pPr>
     </w:p>
     <w:p>
       <w:pPr>
+        <w:widowControl/>
+        <w:spacing w:line="240" w:lineRule="auto" w:after="200"/>
+        <w:ind w:firstLine="0"/>
         <w:jc w:val="center"/>
       </w:pPr>
       <w:r>
+        <w:rPr>
+          <w:rFonts w:ascii="Times New Roman" w:hAnsi="Times New Roman"/>
+          <w:b/>
+          <w:sz w:val="28"/>
+        </w:rPr>
         <w:t>Отчёт по лабораторной работе №2</w:t>
       </w:r>
     </w:p>
     <w:p>
       <w:pPr>
+        <w:widowControl/>
+        <w:spacing w:line="240" w:lineRule="auto" w:after="200"/>
+        <w:ind w:firstLine="0"/>
         <w:jc w:val="center"/>
       </w:pPr>
       <w:r>
+        <w:rPr>
+          <w:rFonts w:ascii="Times New Roman" w:hAnsi="Times New Roman"/>
+          <w:sz w:val="28"/>
+        </w:rPr>
         <w:t>«Использование основных операторов языка Си»</w:t>
       </w:r>
     </w:p>
     <w:p>
       <w:pPr>
+        <w:widowControl/>
+        <w:spacing w:line="240" w:lineRule="auto" w:after="200"/>
+        <w:ind w:firstLine="0"/>
         <w:jc w:val="center"/>
       </w:pPr>
       <w:r>
+        <w:rPr>
+          <w:rFonts w:ascii="Times New Roman" w:hAnsi="Times New Roman"/>
+          <w:sz w:val="28"/>
+        </w:rPr>
         <w:t>Вариант 14</w:t>
       </w:r>
     </w:p>
     <w:p>
       <w:pPr>
+        <w:widowControl/>
+        <w:spacing w:line="240" w:lineRule="auto" w:after="200"/>
+        <w:ind w:firstLine="0"/>
         <w:jc w:val="center"/>
       </w:pPr>
     </w:p>
     <w:p>
       <w:pPr>
+        <w:widowControl/>
+        <w:spacing w:line="240" w:lineRule="auto" w:after="200"/>
+        <w:ind w:firstLine="0"/>
         <w:jc w:val="center"/>
       </w:pPr>
     </w:p>
     <w:p>
       <w:pPr>
+        <w:widowControl/>
+        <w:spacing w:line="240" w:lineRule="auto" w:after="200"/>
+        <w:ind w:firstLine="0"/>
         <w:jc w:val="center"/>
       </w:pPr>
     </w:p>
     <w:p>
       <w:pPr>
+        <w:widowControl/>
+        <w:spacing w:line="240" w:lineRule="auto" w:after="0"/>
+        <w:ind w:firstLine="0"/>
         <w:jc w:val="right"/>
       </w:pPr>
       <w:r>
+        <w:rPr>
+          <w:rFonts w:ascii="Times New Roman" w:hAnsi="Times New Roman"/>
+          <w:sz w:val="28"/>
+        </w:rPr>
         <w:t>Выполнил: студент группы ИВТ-26-1б</w:t>
       </w:r>
     </w:p>
     <w:p>
       <w:pPr>
+        <w:widowControl/>
+        <w:spacing w:line="240" w:lineRule="auto" w:after="0"/>
+        <w:ind w:firstLine="0"/>
         <w:jc w:val="right"/>
       </w:pPr>
       <w:r>
+        <w:rPr>
+          <w:rFonts w:ascii="Times New Roman" w:hAnsi="Times New Roman"/>
+          <w:sz w:val="28"/>
+        </w:rPr>
         <w:t>Кулянов М. А.</w:t>
       </w:r>
     </w:p>
     <w:p>
       <w:pPr>
+        <w:widowControl/>
+        <w:spacing w:line="240" w:lineRule="auto" w:after="0"/>
+        <w:ind w:firstLine="0"/>
         <w:jc w:val="right"/>
       </w:pPr>
       <w:r>
+        <w:rPr>
+          <w:rFonts w:ascii="Times New Roman" w:hAnsi="Times New Roman"/>
+          <w:sz w:val="28"/>
+        </w:rPr>
         <w:t>Проверил: Духанин А. В.</w:t>
       </w:r>
     </w:p>
     <w:p>
       <w:pPr>
+        <w:widowControl/>
+        <w:spacing w:line="240" w:lineRule="auto" w:after="0" w:before="6000"/>
+        <w:ind w:firstLine="0"/>
         <w:jc w:val="center"/>
       </w:pPr>
       <w:r>
-        <w:br/>
-        <w:br/>
-        <w:br/>
         <w:t>Пермь, 2026</w:t>
       </w:r>
     </w:p>
     <w:p>
+      <w:pPr>
+        <w:widowControl/>
+        <w:spacing w:line="240" w:lineRule="auto" w:after="0"/>
+        <w:ind w:firstLine="0"/>
+      </w:pPr>
       <w:r>
+        <w:rPr>
+          <w:rFonts w:ascii="Times New Roman" w:hAnsi="Times New Roman"/>
+          <w:sz w:val="28"/>
+        </w:rPr>
         <w:br w:type="page"/>
       </w:r>
     </w:p>
     <w:p>
       <w:pPr>
         <w:pStyle w:val="Heading1"/>
+        <w:widowControl/>
+        <w:jc w:val="left"/>
       </w:pPr>
       <w:r>
+        <w:rPr>
+          <w:rFonts w:ascii="Times New Roman" w:hAnsi="Times New Roman"/>
+          <w:b/>
+          <w:color w:val="000000"/>
+          <w:sz w:val="28"/>
+        </w:rPr>
         <w:t>1. Постановка задачи</w:t>
       </w:r>
     </w:p>
     <w:p>
+      <w:pPr>
+        <w:widowControl/>
+        <w:spacing w:line="360" w:lineRule="auto" w:after="0"/>
+        <w:ind w:firstLine="709"/>
+        <w:jc w:val="both"/>
+      </w:pPr>
       <w:r>
+        <w:rPr>
+          <w:rFonts w:ascii="Times New Roman" w:hAnsi="Times New Roman"/>
+          <w:sz w:val="28"/>
+        </w:rPr>
         <w:t>Цель: получение навыков в выборе и использовании операторов Си++; знакомство с итерационными процессами.</w:t>
       </w:r>
     </w:p>
     <w:p>
+      <w:pPr>
+        <w:widowControl/>
+        <w:spacing w:line="360" w:lineRule="auto" w:after="0"/>
+        <w:ind w:firstLine="709"/>
+        <w:jc w:val="both"/>
+      </w:pPr>
       <w:r>
+        <w:rPr>
+          <w:rFonts w:ascii="Times New Roman" w:hAnsi="Times New Roman"/>
+          <w:sz w:val="28"/>
+        </w:rPr>
         <w:t>Используя оператор цикла, найти сумму ряда с точностью ε = 10^-4, общий член которого a_n = n! / (3·n^n). Результат напечатать, снабдив соответствующим заголовком.</w:t>
       </w:r>
     </w:p>
     <w:p>
+      <w:pPr>
+        <w:widowControl/>
+        <w:spacing w:line="360" w:lineRule="auto" w:after="0"/>
+        <w:ind w:firstLine="709"/>
+        <w:jc w:val="both"/>
+      </w:pPr>
       <w:r>
+        <w:rPr>
+          <w:rFonts w:ascii="Times New Roman" w:hAnsi="Times New Roman"/>
+          <w:sz w:val="28"/>
+        </w:rPr>
         <w:t>Рекуррентная формула: a_(n+1) / a_n = (n+1)!·n^n / (n!·(n+1)^(n+1)) = (n/(n+1))^n, откуда a_(n+1) = a_n·(n/(n+1))^n, a_1 = 1/3. Точность считается достигнутой, когда |a_n| &lt; ε.</w:t>
       </w:r>
     </w:p>
     <w:p>
       <w:pPr>
         <w:pStyle w:val="Heading1"/>
+        <w:widowControl/>
+        <w:jc w:val="left"/>
       </w:pPr>
       <w:r>
+        <w:rPr>
+          <w:rFonts w:ascii="Times New Roman" w:hAnsi="Times New Roman"/>
+          <w:b/>
+          <w:color w:val="000000"/>
+          <w:sz w:val="28"/>
+        </w:rPr>
         <w:t>2. Блок-схема программы</w:t>
       </w:r>
     </w:p>
     <w:p>
+      <w:pPr>
+        <w:widowControl/>
+        <w:spacing w:line="240" w:lineRule="auto" w:after="120"/>
+        <w:ind w:firstLine="0"/>
+        <w:jc w:val="center"/>
+      </w:pPr>
       <w:r>
         <w:drawing>
           <wp:inline xmlns:a="http://schemas.openxmlformats.org/drawingml/2006/main" xmlns:pic="http://schemas.openxmlformats.org/drawingml/2006/picture">
@@ -187,14 +326,26 @@
     <w:p>
       <w:pPr>
         <w:pStyle w:val="Heading1"/>
+        <w:pageBreakBefore/>
+        <w:widowControl/>
+        <w:jc w:val="left"/>
       </w:pPr>
       <w:r>
+        <w:rPr>
+          <w:rFonts w:ascii="Times New Roman" w:hAnsi="Times New Roman"/>
+          <w:b/>
+          <w:color w:val="000000"/>
+          <w:sz w:val="28"/>
+        </w:rPr>
         <w:t>3. Текст программы</w:t>
       </w:r>
     </w:p>
     <w:p>
       <w:pPr>
-        <w:spacing w:after="0"/>
+        <w:widowControl/>
+        <w:spacing w:after="0" w:line="240" w:lineRule="auto" w:before="0"/>
+        <w:ind w:firstLine="0"/>
+        <w:jc w:val="left"/>
       </w:pPr>
       <w:r>
         <w:rPr>
@@ -206,7 +357,10 @@
     </w:p>
     <w:p>
       <w:pPr>
-        <w:spacing w:after="0"/>
+        <w:widowControl/>
+        <w:spacing w:after="0" w:line="240" w:lineRule="auto" w:before="0"/>
+        <w:ind w:firstLine="0"/>
+        <w:jc w:val="left"/>
       </w:pPr>
       <w:r>
         <w:rPr>
@@ -218,7 +372,10 @@
     </w:p>
     <w:p>
       <w:pPr>
-        <w:spacing w:after="0"/>
+        <w:widowControl/>
+        <w:spacing w:after="0" w:line="240" w:lineRule="auto" w:before="0"/>
+        <w:ind w:firstLine="0"/>
+        <w:jc w:val="left"/>
       </w:pPr>
       <w:r>
         <w:rPr>
@@ -230,7 +387,10 @@
     </w:p>
     <w:p>
       <w:pPr>
-        <w:spacing w:after="0"/>
+        <w:widowControl/>
+        <w:spacing w:after="0" w:line="240" w:lineRule="auto" w:before="0"/>
+        <w:ind w:firstLine="0"/>
+        <w:jc w:val="left"/>
       </w:pPr>
       <w:r>
         <w:rPr>
@@ -242,7 +402,10 @@
     </w:p>
     <w:p>
       <w:pPr>
-        <w:spacing w:after="0"/>
+        <w:widowControl/>
+        <w:spacing w:after="0" w:line="240" w:lineRule="auto" w:before="0"/>
+        <w:ind w:firstLine="0"/>
+        <w:jc w:val="left"/>
       </w:pPr>
       <w:r>
         <w:rPr>
@@ -254,7 +417,10 @@
     </w:p>
     <w:p>
       <w:pPr>
-        <w:spacing w:after="0"/>
+        <w:widowControl/>
+        <w:spacing w:after="0" w:line="240" w:lineRule="auto" w:before="0"/>
+        <w:ind w:firstLine="0"/>
+        <w:jc w:val="left"/>
       </w:pPr>
       <w:r>
         <w:rPr>
@@ -266,7 +432,10 @@
     </w:p>
     <w:p>
       <w:pPr>
-        <w:spacing w:after="0"/>
+        <w:widowControl/>
+        <w:spacing w:after="0" w:line="240" w:lineRule="auto" w:before="0"/>
+        <w:ind w:firstLine="0"/>
+        <w:jc w:val="left"/>
       </w:pPr>
       <w:r>
         <w:rPr>
@@ -278,7 +447,10 @@
     </w:p>
     <w:p>
       <w:pPr>
-        <w:spacing w:after="0"/>
+        <w:widowControl/>
+        <w:spacing w:after="0" w:line="240" w:lineRule="auto" w:before="0"/>
+        <w:ind w:firstLine="0"/>
+        <w:jc w:val="left"/>
       </w:pPr>
       <w:r>
         <w:rPr>
@@ -290,7 +462,10 @@
     </w:p>
     <w:p>
       <w:pPr>
-        <w:spacing w:after="0"/>
+        <w:widowControl/>
+        <w:spacing w:after="0" w:line="240" w:lineRule="auto" w:before="0"/>
+        <w:ind w:firstLine="0"/>
+        <w:jc w:val="left"/>
       </w:pPr>
       <w:r>
         <w:rPr>
@@ -302,7 +477,10 @@
     </w:p>
     <w:p>
       <w:pPr>
-        <w:spacing w:after="0"/>
+        <w:widowControl/>
+        <w:spacing w:after="0" w:line="240" w:lineRule="auto" w:before="0"/>
+        <w:ind w:firstLine="0"/>
+        <w:jc w:val="left"/>
       </w:pPr>
       <w:r>
         <w:rPr>
@@ -314,7 +492,10 @@
     </w:p>
     <w:p>
       <w:pPr>
-        <w:spacing w:after="0"/>
+        <w:widowControl/>
+        <w:spacing w:after="0" w:line="240" w:lineRule="auto" w:before="0"/>
+        <w:ind w:firstLine="0"/>
+        <w:jc w:val="left"/>
       </w:pPr>
       <w:r>
         <w:rPr>
@@ -326,7 +507,10 @@
     </w:p>
     <w:p>
       <w:pPr>
-        <w:spacing w:after="0"/>
+        <w:widowControl/>
+        <w:spacing w:after="0" w:line="240" w:lineRule="auto" w:before="0"/>
+        <w:ind w:firstLine="0"/>
+        <w:jc w:val="left"/>
       </w:pPr>
       <w:r>
         <w:rPr>
@@ -338,7 +522,10 @@
     </w:p>
     <w:p>
       <w:pPr>
-        <w:spacing w:after="0"/>
+        <w:widowControl/>
+        <w:spacing w:after="0" w:line="240" w:lineRule="auto" w:before="0"/>
+        <w:ind w:firstLine="0"/>
+        <w:jc w:val="left"/>
       </w:pPr>
       <w:r>
         <w:rPr>
@@ -350,7 +537,10 @@
     </w:p>
     <w:p>
       <w:pPr>
-        <w:spacing w:after="0"/>
+        <w:widowControl/>
+        <w:spacing w:after="0" w:line="240" w:lineRule="auto" w:before="0"/>
+        <w:ind w:firstLine="0"/>
+        <w:jc w:val="left"/>
       </w:pPr>
       <w:r>
         <w:rPr>
@@ -362,7 +552,10 @@
     </w:p>
     <w:p>
       <w:pPr>
-        <w:spacing w:after="0"/>
+        <w:widowControl/>
+        <w:spacing w:after="0" w:line="240" w:lineRule="auto" w:before="0"/>
+        <w:ind w:firstLine="0"/>
+        <w:jc w:val="left"/>
       </w:pPr>
       <w:r>
         <w:rPr>
@@ -374,7 +567,10 @@
     </w:p>
     <w:p>
       <w:pPr>
-        <w:spacing w:after="0"/>
+        <w:widowControl/>
+        <w:spacing w:after="0" w:line="240" w:lineRule="auto" w:before="0"/>
+        <w:ind w:firstLine="0"/>
+        <w:jc w:val="left"/>
       </w:pPr>
       <w:r>
         <w:rPr>
@@ -386,7 +582,10 @@
     </w:p>
     <w:p>
       <w:pPr>
-        <w:spacing w:after="0"/>
+        <w:widowControl/>
+        <w:spacing w:after="0" w:line="240" w:lineRule="auto" w:before="0"/>
+        <w:ind w:firstLine="0"/>
+        <w:jc w:val="left"/>
       </w:pPr>
       <w:r>
         <w:rPr>
@@ -398,7 +597,10 @@
     </w:p>
     <w:p>
       <w:pPr>
-        <w:spacing w:after="0"/>
+        <w:widowControl/>
+        <w:spacing w:after="0" w:line="240" w:lineRule="auto" w:before="0"/>
+        <w:ind w:firstLine="0"/>
+        <w:jc w:val="left"/>
       </w:pPr>
       <w:r>
         <w:rPr>
@@ -410,7 +612,10 @@
     </w:p>
     <w:p>
       <w:pPr>
-        <w:spacing w:after="0"/>
+        <w:widowControl/>
+        <w:spacing w:after="0" w:line="240" w:lineRule="auto" w:before="0"/>
+        <w:ind w:firstLine="0"/>
+        <w:jc w:val="left"/>
       </w:pPr>
       <w:r>
         <w:rPr>
@@ -422,7 +627,10 @@
     </w:p>
     <w:p>
       <w:pPr>
-        <w:spacing w:after="0"/>
+        <w:widowControl/>
+        <w:spacing w:after="0" w:line="240" w:lineRule="auto" w:before="0"/>
+        <w:ind w:firstLine="0"/>
+        <w:jc w:val="left"/>
       </w:pPr>
       <w:r>
         <w:rPr>
@@ -434,7 +642,10 @@
     </w:p>
     <w:p>
       <w:pPr>
-        <w:spacing w:after="0"/>
+        <w:widowControl/>
+        <w:spacing w:after="0" w:line="240" w:lineRule="auto" w:before="0"/>
+        <w:ind w:firstLine="0"/>
+        <w:jc w:val="left"/>
       </w:pPr>
       <w:r>
         <w:rPr>
@@ -446,7 +657,10 @@
     </w:p>
     <w:p>
       <w:pPr>
-        <w:spacing w:after="0"/>
+        <w:widowControl/>
+        <w:spacing w:after="0" w:line="240" w:lineRule="auto" w:before="0"/>
+        <w:ind w:firstLine="0"/>
+        <w:jc w:val="left"/>
       </w:pPr>
       <w:r>
         <w:rPr>
@@ -458,7 +672,10 @@
     </w:p>
     <w:p>
       <w:pPr>
-        <w:spacing w:after="0"/>
+        <w:widowControl/>
+        <w:spacing w:after="0" w:line="240" w:lineRule="auto" w:before="0"/>
+        <w:ind w:firstLine="0"/>
+        <w:jc w:val="left"/>
       </w:pPr>
       <w:r>
         <w:rPr>
@@ -471,14 +688,25 @@
     <w:p>
       <w:pPr>
         <w:pStyle w:val="Heading1"/>
+        <w:widowControl/>
+        <w:jc w:val="left"/>
       </w:pPr>
       <w:r>
+        <w:rPr>
+          <w:rFonts w:ascii="Times New Roman" w:hAnsi="Times New Roman"/>
+          <w:b/>
+          <w:color w:val="000000"/>
+          <w:sz w:val="28"/>
+        </w:rPr>
         <w:t>4. Результат решения</w:t>
       </w:r>
     </w:p>
     <w:p>
       <w:pPr>
-        <w:spacing w:after="0"/>
+        <w:widowControl/>
+        <w:spacing w:after="0" w:line="240" w:lineRule="auto" w:before="0"/>
+        <w:ind w:firstLine="0"/>
+        <w:jc w:val="left"/>
       </w:pPr>
       <w:r>
         <w:rPr>
@@ -490,7 +718,10 @@
     </w:p>
     <w:p>
       <w:pPr>
-        <w:spacing w:after="0"/>
+        <w:widowControl/>
+        <w:spacing w:after="0" w:line="240" w:lineRule="auto" w:before="0"/>
+        <w:ind w:firstLine="0"/>
+        <w:jc w:val="left"/>
       </w:pPr>
       <w:r>
         <w:rPr>
@@ -502,7 +733,10 @@
     </w:p>
     <w:p>
       <w:pPr>
-        <w:spacing w:after="0"/>
+        <w:widowControl/>
+        <w:spacing w:after="0" w:line="240" w:lineRule="auto" w:before="0"/>
+        <w:ind w:firstLine="0"/>
+        <w:jc w:val="left"/>
       </w:pPr>
       <w:r>
         <w:rPr>
@@ -513,18 +747,49 @@
       </w:r>
     </w:p>
     <w:p>
+      <w:pPr>
+        <w:widowControl/>
+        <w:spacing w:line="360" w:lineRule="auto" w:after="0"/>
+        <w:ind w:firstLine="709"/>
+        <w:jc w:val="both"/>
+      </w:pPr>
       <w:r>
+        <w:rPr>
+          <w:rFonts w:ascii="Times New Roman" w:hAnsi="Times New Roman"/>
+          <w:sz w:val="28"/>
+        </w:rPr>
         <w:t>Сумма ряда с точностью 10^-4 равна примерно 0.6265, для её вычисления потребовалось 10 членов ряда.</w:t>
       </w:r>
     </w:p>
     <w:sectPr>
-      <w:pgSz w:w="12240" w:h="15840"/>
-      <w:pgMar w:top="1440" w:right="850" w:bottom="1440" w:left="1701" w:header="720" w:footer="720" w:gutter="0"/>
+      <w:footerReference w:type="default" r:id="rId10"/>
+      <w:pgSz w:w="11906" w:h="16838"/>
+      <w:pgMar w:top="1134" w:right="850" w:bottom="1134" w:left="1701" w:header="567" w:footer="567" w:gutter="0"/>
       <w:cols w:space="720"/>
+      <w:titlePg/>
       <w:docGrid w:linePitch="360"/>
     </w:sectPr>
   </w:body>
 </w:document>
+</file>
+
+<file path=word/footer1.xml><?xml version="1.0" encoding="utf-8"?>
+<w:ftr xmlns:m="http://schemas.openxmlformats.org/officeDocument/2006/math" xmlns:mc="http://schemas.openxmlformats.org/markup-compatibility/2006" xmlns:mo="http://schemas.microsoft.com/office/mac/office/2008/main" xmlns:mv="urn:schemas-microsoft-com:mac:vml" xmlns:o="urn:schemas-microsoft-com:office:office" xmlns:r="http://schemas.openxmlformats.org/officeDocument/2006/relationships" xmlns:v="urn:schemas-microsoft-com:vml" xmlns:w10="urn:schemas-microsoft-com:office:word" xmlns:w14="http://schemas.microsoft.com/office/word/2010/wordml" xmlns:w="http://schemas.openxmlformats.org/wordprocessingml/2006/main" xmlns:wne="http://schemas.microsoft.com/office/word/2006/wordml" xmlns:wp14="http://schemas.microsoft.com/office/word/2010/wordprocessingDrawing" xmlns:wp="http://schemas.openxmlformats.org/drawingml/2006/wordprocessingDrawing" xmlns:wpc="http://schemas.microsoft.com/office/word/2010/wordprocessingCanvas" xmlns:wpg="http://schemas.microsoft.com/office/word/2010/wordprocessingGroup" xmlns:wpi="http://schemas.microsoft.com/office/word/2010/wordprocessingInk" xmlns:wps="http://schemas.microsoft.com/office/word/2010/wordprocessingShape" mc:Ignorable="w14 wp14">
+  <w:p>
+    <w:pPr>
+      <w:pStyle w:val="Footer"/>
+      <w:ind w:firstLine="0"/>
+      <w:jc w:val="center"/>
+    </w:pPr>
+    <w:r>
+      <w:rPr>
+        <w:rFonts w:ascii="Times New Roman" w:hAnsi="Times New Roman"/>
+        <w:sz w:val="24"/>
+      </w:rPr>
+    </w:r>
+    <w:fldSimple w:instr="PAGE"/>
+  </w:p>
+</w:ftr>
 </file>
 
 <file path=word/numbering.xml><?xml version="1.0" encoding="utf-8"?>
@@ -890,6 +1155,10 @@
     <w:name w:val="Normal"/>
     <w:qFormat/>
     <w:rsid w:val="00FC693F"/>
+    <w:pPr>
+      <w:spacing w:line="360" w:lineRule="auto" w:after="0"/>
+      <w:ind w:firstLine="709"/>
+    </w:pPr>
     <w:rPr>
       <w:rFonts w:ascii="Times New Roman" w:hAnsi="Times New Roman"/>
       <w:sz w:val="28"/>
@@ -950,14 +1219,15 @@
     <w:pPr>
       <w:keepNext/>
       <w:keepLines/>
-      <w:spacing w:before="480" w:after="0"/>
+      <w:spacing w:before="240" w:after="120" w:line="360" w:lineRule="auto"/>
+      <w:ind w:firstLine="0"/>
       <w:outlineLvl w:val="0"/>
     </w:pPr>
     <w:rPr>
-      <w:rFonts w:asciiTheme="majorHAnsi" w:eastAsiaTheme="majorEastAsia" w:hAnsiTheme="majorHAnsi" w:cstheme="majorBidi"/>
+      <w:rFonts w:asciiTheme="majorHAnsi" w:eastAsiaTheme="majorEastAsia" w:hAnsiTheme="majorHAnsi" w:cstheme="majorBidi" w:ascii="Times New Roman" w:hAnsi="Times New Roman"/>
       <w:b/>
       <w:bCs/>
-      <w:color w:val="365F91" w:themeColor="accent1" w:themeShade="BF"/>
+      <w:color w:val="000000"/>
       <w:sz w:val="28"/>
       <w:szCs w:val="28"/>
     </w:rPr>
@@ -974,15 +1244,16 @@
     <w:pPr>
       <w:keepNext/>
       <w:keepLines/>
-      <w:spacing w:before="200" w:after="0"/>
+      <w:spacing w:before="240" w:after="120" w:line="360" w:lineRule="auto"/>
+      <w:ind w:firstLine="0"/>
       <w:outlineLvl w:val="1"/>
     </w:pPr>
     <w:rPr>
-      <w:rFonts w:asciiTheme="majorHAnsi" w:eastAsiaTheme="majorEastAsia" w:hAnsiTheme="majorHAnsi" w:cstheme="majorBidi"/>
+      <w:rFonts w:asciiTheme="majorHAnsi" w:eastAsiaTheme="majorEastAsia" w:hAnsiTheme="majorHAnsi" w:cstheme="majorBidi" w:ascii="Times New Roman" w:hAnsi="Times New Roman"/>
       <w:b/>
       <w:bCs/>
-      <w:color w:val="4F81BD" w:themeColor="accent1"/>
-      <w:sz w:val="26"/>
+      <w:color w:val="000000"/>
+      <w:sz w:val="28"/>
       <w:szCs w:val="26"/>
     </w:rPr>
   </w:style>

--- a/lab2/report.docx
+++ b/lab2/report.docx
@@ -4,14 +4,17 @@
   <w:body>
     <w:p>
       <w:pPr>
+        <w:keepNext w:val="0"/>
         <w:widowControl/>
-        <w:spacing w:line="240" w:lineRule="auto" w:after="0"/>
+        <w:spacing w:line="240" w:lineRule="auto" w:before="0" w:after="0"/>
         <w:ind w:firstLine="0"/>
         <w:jc w:val="center"/>
       </w:pPr>
       <w:r>
         <w:rPr>
-          <w:rFonts w:ascii="Times New Roman" w:hAnsi="Times New Roman"/>
+          <w:rFonts w:ascii="Times New Roman" w:hAnsi="Times New Roman" w:eastAsia="Times New Roman"/>
+          <w:b w:val="0"/>
+          <w:color w:val="000000"/>
           <w:sz w:val="28"/>
         </w:rPr>
         <w:t>Министерство науки и высшего образования Российской Федерации</w:t>
@@ -19,77 +22,107 @@
     </w:p>
     <w:p>
       <w:pPr>
+        <w:keepNext w:val="0"/>
         <w:widowControl/>
-        <w:spacing w:line="240" w:lineRule="auto" w:after="0"/>
+        <w:spacing w:line="240" w:lineRule="auto" w:before="0" w:after="0"/>
         <w:ind w:firstLine="0"/>
         <w:jc w:val="center"/>
       </w:pPr>
       <w:r>
         <w:rPr>
-          <w:rFonts w:ascii="Times New Roman" w:hAnsi="Times New Roman"/>
+          <w:rFonts w:ascii="Times New Roman" w:hAnsi="Times New Roman" w:eastAsia="Times New Roman"/>
+          <w:b w:val="0"/>
+          <w:color w:val="000000"/>
           <w:sz w:val="28"/>
         </w:rPr>
-        <w:t>Пермский национальный исследовательский политехнический университет</w:t>
+        <w:t>Федеральное государственное автономное образовательное учреждение высшего образования</w:t>
       </w:r>
     </w:p>
     <w:p>
       <w:pPr>
+        <w:keepNext w:val="0"/>
         <w:widowControl/>
-        <w:spacing w:line="240" w:lineRule="auto" w:after="200"/>
-        <w:ind w:firstLine="0"/>
-        <w:jc w:val="center"/>
-      </w:pPr>
-    </w:p>
-    <w:p>
-      <w:pPr>
-        <w:widowControl/>
-        <w:spacing w:line="240" w:lineRule="auto" w:after="200"/>
-        <w:ind w:firstLine="0"/>
-        <w:jc w:val="center"/>
-      </w:pPr>
-    </w:p>
-    <w:p>
-      <w:pPr>
-        <w:widowControl/>
-        <w:spacing w:line="240" w:lineRule="auto" w:after="200"/>
-        <w:ind w:firstLine="0"/>
-        <w:jc w:val="center"/>
-      </w:pPr>
-    </w:p>
-    <w:p>
-      <w:pPr>
-        <w:widowControl/>
-        <w:spacing w:line="240" w:lineRule="auto" w:after="200"/>
-        <w:ind w:firstLine="0"/>
-        <w:jc w:val="center"/>
-      </w:pPr>
-    </w:p>
-    <w:p>
-      <w:pPr>
-        <w:widowControl/>
-        <w:spacing w:line="240" w:lineRule="auto" w:after="200"/>
+        <w:spacing w:line="240" w:lineRule="auto" w:before="0" w:after="0"/>
         <w:ind w:firstLine="0"/>
         <w:jc w:val="center"/>
       </w:pPr>
       <w:r>
         <w:rPr>
-          <w:rFonts w:ascii="Times New Roman" w:hAnsi="Times New Roman"/>
-          <w:b/>
+          <w:rFonts w:ascii="Times New Roman" w:hAnsi="Times New Roman" w:eastAsia="Times New Roman"/>
+          <w:b w:val="0"/>
+          <w:color w:val="000000"/>
           <w:sz w:val="28"/>
         </w:rPr>
-        <w:t>Отчёт по лабораторной работе №2</w:t>
+        <w:t>«Пермский национальный исследовательский политехнический университет»</w:t>
       </w:r>
     </w:p>
     <w:p>
       <w:pPr>
+        <w:keepNext w:val="0"/>
         <w:widowControl/>
-        <w:spacing w:line="240" w:lineRule="auto" w:after="200"/>
+        <w:spacing w:line="360" w:lineRule="auto" w:before="1300" w:after="160"/>
         <w:ind w:firstLine="0"/>
         <w:jc w:val="center"/>
       </w:pPr>
       <w:r>
         <w:rPr>
-          <w:rFonts w:ascii="Times New Roman" w:hAnsi="Times New Roman"/>
+          <w:rFonts w:ascii="Times New Roman" w:hAnsi="Times New Roman" w:eastAsia="Times New Roman"/>
+          <w:b/>
+          <w:color w:val="000000"/>
+          <w:sz w:val="28"/>
+        </w:rPr>
+        <w:t>Лабораторная работа № 2</w:t>
+      </w:r>
+    </w:p>
+    <w:p>
+      <w:pPr>
+        <w:keepNext w:val="0"/>
+        <w:widowControl/>
+        <w:spacing w:line="360" w:lineRule="auto" w:before="0" w:after="0"/>
+        <w:ind w:firstLine="0"/>
+        <w:jc w:val="center"/>
+      </w:pPr>
+      <w:r>
+        <w:rPr>
+          <w:rFonts w:ascii="Times New Roman" w:hAnsi="Times New Roman" w:eastAsia="Times New Roman"/>
+          <w:b w:val="0"/>
+          <w:color w:val="000000"/>
+          <w:sz w:val="28"/>
+        </w:rPr>
+        <w:t>по дисциплине «Информатика»</w:t>
+      </w:r>
+    </w:p>
+    <w:p>
+      <w:pPr>
+        <w:keepNext w:val="0"/>
+        <w:widowControl/>
+        <w:spacing w:line="360" w:lineRule="auto" w:before="0" w:after="0"/>
+        <w:ind w:firstLine="0"/>
+        <w:jc w:val="center"/>
+      </w:pPr>
+      <w:r>
+        <w:rPr>
+          <w:rFonts w:ascii="Times New Roman" w:hAnsi="Times New Roman" w:eastAsia="Times New Roman"/>
+          <w:b w:val="0"/>
+          <w:color w:val="000000"/>
+          <w:sz w:val="28"/>
+        </w:rPr>
+        <w:t>на тему</w:t>
+      </w:r>
+    </w:p>
+    <w:p>
+      <w:pPr>
+        <w:keepNext w:val="0"/>
+        <w:widowControl/>
+        <w:spacing w:line="360" w:lineRule="auto" w:before="0" w:after="0"/>
+        <w:ind w:firstLine="0"/>
+        <w:jc w:val="center"/>
+      </w:pPr>
+      <w:r>
+        <w:rPr>
+          <w:rFonts w:ascii="Times New Roman" w:hAnsi="Times New Roman" w:eastAsia="Times New Roman"/>
+          <w:b w:val="0"/>
+          <w:color w:val="000000"/>
           <w:sz w:val="28"/>
         </w:rPr>
         <w:t>«Использование основных операторов языка Си»</w:t>
@@ -97,14 +130,17 @@
     </w:p>
     <w:p>
       <w:pPr>
+        <w:keepNext w:val="0"/>
         <w:widowControl/>
-        <w:spacing w:line="240" w:lineRule="auto" w:after="200"/>
+        <w:spacing w:line="360" w:lineRule="auto" w:before="0" w:after="900"/>
         <w:ind w:firstLine="0"/>
         <w:jc w:val="center"/>
       </w:pPr>
       <w:r>
         <w:rPr>
-          <w:rFonts w:ascii="Times New Roman" w:hAnsi="Times New Roman"/>
+          <w:rFonts w:ascii="Times New Roman" w:hAnsi="Times New Roman" w:eastAsia="Times New Roman"/>
+          <w:b w:val="0"/>
+          <w:color w:val="000000"/>
           <w:sz w:val="28"/>
         </w:rPr>
         <w:t>Вариант 14</w:t>
@@ -112,38 +148,17 @@
     </w:p>
     <w:p>
       <w:pPr>
+        <w:keepNext w:val="0"/>
         <w:widowControl/>
-        <w:spacing w:line="240" w:lineRule="auto" w:after="200"/>
-        <w:ind w:firstLine="0"/>
-        <w:jc w:val="center"/>
-      </w:pPr>
-    </w:p>
-    <w:p>
-      <w:pPr>
-        <w:widowControl/>
-        <w:spacing w:line="240" w:lineRule="auto" w:after="200"/>
-        <w:ind w:firstLine="0"/>
-        <w:jc w:val="center"/>
-      </w:pPr>
-    </w:p>
-    <w:p>
-      <w:pPr>
-        <w:widowControl/>
-        <w:spacing w:line="240" w:lineRule="auto" w:after="200"/>
-        <w:ind w:firstLine="0"/>
-        <w:jc w:val="center"/>
-      </w:pPr>
-    </w:p>
-    <w:p>
-      <w:pPr>
-        <w:widowControl/>
-        <w:spacing w:line="240" w:lineRule="auto" w:after="0"/>
+        <w:spacing w:line="360" w:lineRule="auto" w:before="0" w:after="0"/>
         <w:ind w:firstLine="0"/>
         <w:jc w:val="right"/>
       </w:pPr>
       <w:r>
         <w:rPr>
-          <w:rFonts w:ascii="Times New Roman" w:hAnsi="Times New Roman"/>
+          <w:rFonts w:ascii="Times New Roman" w:hAnsi="Times New Roman" w:eastAsia="Times New Roman"/>
+          <w:b w:val="0"/>
+          <w:color w:val="000000"/>
           <w:sz w:val="28"/>
         </w:rPr>
         <w:t>Выполнил: студент группы ИВТ-26-1б</w:t>
@@ -151,14 +166,17 @@
     </w:p>
     <w:p>
       <w:pPr>
+        <w:keepNext w:val="0"/>
         <w:widowControl/>
-        <w:spacing w:line="240" w:lineRule="auto" w:after="0"/>
+        <w:spacing w:line="360" w:lineRule="auto" w:before="0" w:after="0"/>
         <w:ind w:firstLine="0"/>
         <w:jc w:val="right"/>
       </w:pPr>
       <w:r>
         <w:rPr>
-          <w:rFonts w:ascii="Times New Roman" w:hAnsi="Times New Roman"/>
+          <w:rFonts w:ascii="Times New Roman" w:hAnsi="Times New Roman" w:eastAsia="Times New Roman"/>
+          <w:b w:val="0"/>
+          <w:color w:val="000000"/>
           <w:sz w:val="28"/>
         </w:rPr>
         <w:t>Кулянов М. А.</w:t>
@@ -166,14 +184,17 @@
     </w:p>
     <w:p>
       <w:pPr>
+        <w:keepNext w:val="0"/>
         <w:widowControl/>
-        <w:spacing w:line="240" w:lineRule="auto" w:after="0"/>
+        <w:spacing w:line="360" w:lineRule="auto" w:before="0" w:after="0"/>
         <w:ind w:firstLine="0"/>
         <w:jc w:val="right"/>
       </w:pPr>
       <w:r>
         <w:rPr>
-          <w:rFonts w:ascii="Times New Roman" w:hAnsi="Times New Roman"/>
+          <w:rFonts w:ascii="Times New Roman" w:hAnsi="Times New Roman" w:eastAsia="Times New Roman"/>
+          <w:b w:val="0"/>
+          <w:color w:val="000000"/>
           <w:sz w:val="28"/>
         </w:rPr>
         <w:t>Проверил: Духанин А. В.</w:t>
@@ -181,117 +202,440 @@
     </w:p>
     <w:p>
       <w:pPr>
+        <w:keepNext w:val="0"/>
         <w:widowControl/>
-        <w:spacing w:line="240" w:lineRule="auto" w:after="0" w:before="6000"/>
+        <w:spacing w:line="240" w:lineRule="auto" w:before="5200" w:after="0"/>
         <w:ind w:firstLine="0"/>
         <w:jc w:val="center"/>
       </w:pPr>
       <w:r>
-        <w:t>Пермь, 2026</w:t>
+        <w:rPr>
+          <w:rFonts w:ascii="Times New Roman" w:hAnsi="Times New Roman" w:eastAsia="Times New Roman"/>
+          <w:b w:val="0"/>
+          <w:color w:val="000000"/>
+          <w:sz w:val="28"/>
+        </w:rPr>
+        <w:t>г. Пермь, 2026</w:t>
       </w:r>
     </w:p>
     <w:p>
       <w:pPr>
+        <w:keepNext/>
+        <w:pageBreakBefore/>
         <w:widowControl/>
-        <w:spacing w:line="240" w:lineRule="auto" w:after="0"/>
+        <w:spacing w:line="360" w:lineRule="auto" w:before="0" w:after="200"/>
         <w:ind w:firstLine="0"/>
+        <w:jc w:val="center"/>
       </w:pPr>
       <w:r>
         <w:rPr>
-          <w:rFonts w:ascii="Times New Roman" w:hAnsi="Times New Roman"/>
+          <w:rFonts w:ascii="Times New Roman" w:hAnsi="Times New Roman" w:eastAsia="Times New Roman"/>
+          <w:b/>
+          <w:color w:val="000000"/>
           <w:sz w:val="28"/>
         </w:rPr>
-        <w:br w:type="page"/>
+        <w:t>СОДЕРЖАНИЕ</w:t>
       </w:r>
     </w:p>
     <w:p>
       <w:pPr>
-        <w:pStyle w:val="Heading1"/>
+        <w:keepNext w:val="0"/>
         <w:widowControl/>
+        <w:tabs>
+          <w:tab w:pos="9354" w:val="right" w:leader="dot"/>
+        </w:tabs>
+        <w:spacing w:line="360" w:lineRule="auto" w:before="0" w:after="100"/>
+        <w:ind w:firstLine="0"/>
         <w:jc w:val="left"/>
       </w:pPr>
       <w:r>
         <w:rPr>
-          <w:rFonts w:ascii="Times New Roman" w:hAnsi="Times New Roman"/>
+          <w:rFonts w:ascii="Times New Roman" w:hAnsi="Times New Roman" w:eastAsia="Times New Roman"/>
+          <w:b w:val="0"/>
+          <w:color w:val="000000"/>
+          <w:sz w:val="28"/>
+        </w:rPr>
+        <w:t>ВВЕДЕНИЕ</w:t>
+        <w:tab/>
+        <w:t>3</w:t>
+      </w:r>
+    </w:p>
+    <w:p>
+      <w:pPr>
+        <w:keepNext w:val="0"/>
+        <w:widowControl/>
+        <w:tabs>
+          <w:tab w:pos="9354" w:val="right" w:leader="dot"/>
+        </w:tabs>
+        <w:spacing w:line="360" w:lineRule="auto" w:before="0" w:after="100"/>
+        <w:ind w:firstLine="0"/>
+        <w:jc w:val="left"/>
+      </w:pPr>
+      <w:r>
+        <w:rPr>
+          <w:rFonts w:ascii="Times New Roman" w:hAnsi="Times New Roman" w:eastAsia="Times New Roman"/>
+          <w:b w:val="0"/>
+          <w:color w:val="000000"/>
+          <w:sz w:val="28"/>
+        </w:rPr>
+        <w:t>1 ВЫПОЛНЕНИЕ ЗАДАНИЯ</w:t>
+        <w:tab/>
+        <w:t>4</w:t>
+      </w:r>
+    </w:p>
+    <w:p>
+      <w:pPr>
+        <w:keepNext w:val="0"/>
+        <w:widowControl/>
+        <w:tabs>
+          <w:tab w:pos="9354" w:val="right" w:leader="dot"/>
+        </w:tabs>
+        <w:spacing w:line="360" w:lineRule="auto" w:before="0" w:after="100"/>
+        <w:ind w:firstLine="0"/>
+        <w:jc w:val="left"/>
+      </w:pPr>
+      <w:r>
+        <w:rPr>
+          <w:rFonts w:ascii="Times New Roman" w:hAnsi="Times New Roman" w:eastAsia="Times New Roman"/>
+          <w:b w:val="0"/>
+          <w:color w:val="000000"/>
+          <w:sz w:val="28"/>
+        </w:rPr>
+        <w:t>1.1 Вариант задания</w:t>
+        <w:tab/>
+        <w:t>4</w:t>
+      </w:r>
+    </w:p>
+    <w:p>
+      <w:pPr>
+        <w:keepNext w:val="0"/>
+        <w:widowControl/>
+        <w:tabs>
+          <w:tab w:pos="9354" w:val="right" w:leader="dot"/>
+        </w:tabs>
+        <w:spacing w:line="360" w:lineRule="auto" w:before="0" w:after="100"/>
+        <w:ind w:firstLine="0"/>
+        <w:jc w:val="left"/>
+      </w:pPr>
+      <w:r>
+        <w:rPr>
+          <w:rFonts w:ascii="Times New Roman" w:hAnsi="Times New Roman" w:eastAsia="Times New Roman"/>
+          <w:b w:val="0"/>
+          <w:color w:val="000000"/>
+          <w:sz w:val="28"/>
+        </w:rPr>
+        <w:t>1.2 Код программы</w:t>
+        <w:tab/>
+        <w:t>4</w:t>
+      </w:r>
+    </w:p>
+    <w:p>
+      <w:pPr>
+        <w:keepNext w:val="0"/>
+        <w:widowControl/>
+        <w:tabs>
+          <w:tab w:pos="9354" w:val="right" w:leader="dot"/>
+        </w:tabs>
+        <w:spacing w:line="360" w:lineRule="auto" w:before="0" w:after="100"/>
+        <w:ind w:firstLine="0"/>
+        <w:jc w:val="left"/>
+      </w:pPr>
+      <w:r>
+        <w:rPr>
+          <w:rFonts w:ascii="Times New Roman" w:hAnsi="Times New Roman" w:eastAsia="Times New Roman"/>
+          <w:b w:val="0"/>
+          <w:color w:val="000000"/>
+          <w:sz w:val="28"/>
+        </w:rPr>
+        <w:t>1.3 Результаты выполнения программы</w:t>
+        <w:tab/>
+        <w:t>6</w:t>
+      </w:r>
+    </w:p>
+    <w:p>
+      <w:pPr>
+        <w:keepNext w:val="0"/>
+        <w:widowControl/>
+        <w:tabs>
+          <w:tab w:pos="9354" w:val="right" w:leader="dot"/>
+        </w:tabs>
+        <w:spacing w:line="360" w:lineRule="auto" w:before="0" w:after="100"/>
+        <w:ind w:firstLine="0"/>
+        <w:jc w:val="left"/>
+      </w:pPr>
+      <w:r>
+        <w:rPr>
+          <w:rFonts w:ascii="Times New Roman" w:hAnsi="Times New Roman" w:eastAsia="Times New Roman"/>
+          <w:b w:val="0"/>
+          <w:color w:val="000000"/>
+          <w:sz w:val="28"/>
+        </w:rPr>
+        <w:t>ЗАКЛЮЧЕНИЕ</w:t>
+        <w:tab/>
+        <w:t>7</w:t>
+      </w:r>
+    </w:p>
+    <w:p>
+      <w:pPr>
+        <w:keepNext w:val="0"/>
+        <w:widowControl/>
+        <w:tabs>
+          <w:tab w:pos="9354" w:val="right" w:leader="dot"/>
+        </w:tabs>
+        <w:spacing w:line="360" w:lineRule="auto" w:before="0" w:after="100"/>
+        <w:ind w:firstLine="0"/>
+        <w:jc w:val="left"/>
+      </w:pPr>
+      <w:r>
+        <w:rPr>
+          <w:rFonts w:ascii="Times New Roman" w:hAnsi="Times New Roman" w:eastAsia="Times New Roman"/>
+          <w:b w:val="0"/>
+          <w:color w:val="000000"/>
+          <w:sz w:val="28"/>
+        </w:rPr>
+        <w:t>СПИСОК ИСПОЛЬЗОВАННЫХ ИСТОЧНИКОВ</w:t>
+        <w:tab/>
+        <w:t>8</w:t>
+      </w:r>
+    </w:p>
+    <w:p>
+      <w:pPr>
+        <w:keepNext w:val="0"/>
+        <w:widowControl/>
+        <w:tabs>
+          <w:tab w:pos="9354" w:val="right" w:leader="dot"/>
+        </w:tabs>
+        <w:spacing w:line="360" w:lineRule="auto" w:before="0" w:after="100"/>
+        <w:ind w:firstLine="0"/>
+        <w:jc w:val="left"/>
+      </w:pPr>
+      <w:r>
+        <w:rPr>
+          <w:rFonts w:ascii="Times New Roman" w:hAnsi="Times New Roman" w:eastAsia="Times New Roman"/>
+          <w:b w:val="0"/>
+          <w:color w:val="000000"/>
+          <w:sz w:val="28"/>
+        </w:rPr>
+        <w:t>ПРИЛОЖЕНИЕ А. Блок-схема программы</w:t>
+        <w:tab/>
+        <w:t>9</w:t>
+      </w:r>
+    </w:p>
+    <w:p>
+      <w:pPr>
+        <w:keepNext/>
+        <w:pageBreakBefore/>
+        <w:widowControl/>
+        <w:spacing w:line="360" w:lineRule="auto" w:before="0" w:after="200"/>
+        <w:ind w:firstLine="0"/>
+        <w:jc w:val="center"/>
+      </w:pPr>
+      <w:r>
+        <w:rPr>
+          <w:rFonts w:ascii="Times New Roman" w:hAnsi="Times New Roman" w:eastAsia="Times New Roman"/>
           <w:b/>
           <w:color w:val="000000"/>
           <w:sz w:val="28"/>
         </w:rPr>
-        <w:t>1. Постановка задачи</w:t>
+        <w:t>ВВЕДЕНИЕ</w:t>
       </w:r>
     </w:p>
     <w:p>
       <w:pPr>
+        <w:keepNext w:val="0"/>
         <w:widowControl/>
-        <w:spacing w:line="360" w:lineRule="auto" w:after="0"/>
+        <w:spacing w:line="360" w:lineRule="auto" w:before="0" w:after="0"/>
         <w:ind w:firstLine="709"/>
         <w:jc w:val="both"/>
       </w:pPr>
       <w:r>
         <w:rPr>
-          <w:rFonts w:ascii="Times New Roman" w:hAnsi="Times New Roman"/>
+          <w:rFonts w:ascii="Times New Roman" w:hAnsi="Times New Roman" w:eastAsia="Times New Roman"/>
+          <w:b w:val="0"/>
+          <w:color w:val="000000"/>
           <w:sz w:val="28"/>
         </w:rPr>
-        <w:t>Цель: получение навыков в выборе и использовании операторов Си++; знакомство с итерационными процессами.</w:t>
+        <w:t>Цель работы — получение навыков выбора и использования операторов языка C++ и знакомство с итерационными процессами.</w:t>
       </w:r>
     </w:p>
     <w:p>
       <w:pPr>
+        <w:keepNext w:val="0"/>
         <w:widowControl/>
-        <w:spacing w:line="360" w:lineRule="auto" w:after="0"/>
+        <w:spacing w:line="360" w:lineRule="auto" w:before="0" w:after="0"/>
         <w:ind w:firstLine="709"/>
         <w:jc w:val="both"/>
       </w:pPr>
       <w:r>
         <w:rPr>
-          <w:rFonts w:ascii="Times New Roman" w:hAnsi="Times New Roman"/>
+          <w:rFonts w:ascii="Times New Roman" w:hAnsi="Times New Roman" w:eastAsia="Times New Roman"/>
+          <w:b w:val="0"/>
+          <w:color w:val="000000"/>
           <w:sz w:val="28"/>
         </w:rPr>
-        <w:t>Используя оператор цикла, найти сумму ряда с точностью ε = 10^-4, общий член которого a_n = n! / (3·n^n). Результат напечатать, снабдив соответствующим заголовком.</w:t>
+        <w:t>Задача работы — вычислить сумму ряда для варианта 14 с использованием оператора цикла. Следующий член ряда необходимо получать с помощью рекуррентной формулы. Результат следует вывести с поясняющим заголовком.</w:t>
       </w:r>
     </w:p>
     <w:p>
       <w:pPr>
+        <w:keepNext w:val="0"/>
         <w:widowControl/>
-        <w:spacing w:line="360" w:lineRule="auto" w:after="0"/>
+        <w:spacing w:line="360" w:lineRule="auto" w:before="0" w:after="0"/>
         <w:ind w:firstLine="709"/>
         <w:jc w:val="both"/>
       </w:pPr>
       <w:r>
         <w:rPr>
-          <w:rFonts w:ascii="Times New Roman" w:hAnsi="Times New Roman"/>
+          <w:rFonts w:ascii="Times New Roman" w:hAnsi="Times New Roman" w:eastAsia="Times New Roman"/>
+          <w:b w:val="0"/>
+          <w:color w:val="000000"/>
           <w:sz w:val="28"/>
         </w:rPr>
-        <w:t>Рекуррентная формула: a_(n+1) / a_n = (n+1)!·n^n / (n!·(n+1)^(n+1)) = (n/(n+1))^n, откуда a_(n+1) = a_n·(n/(n+1))^n, a_1 = 1/3. Точность считается достигнутой, когда |a_n| &lt; ε.</w:t>
+        <w:t>Программа написана на языке C++ в Visual Studio Code. Сборка и запуск выполнены в Linux с помощью компилятора g++. Исходный код сохранён в файле lab2.cpp.</w:t>
       </w:r>
     </w:p>
     <w:p>
       <w:pPr>
-        <w:pStyle w:val="Heading1"/>
+        <w:keepNext/>
+        <w:pageBreakBefore/>
         <w:widowControl/>
+        <w:spacing w:line="360" w:lineRule="auto" w:before="0" w:after="200"/>
+        <w:ind w:firstLine="0"/>
+        <w:jc w:val="center"/>
+      </w:pPr>
+      <w:r>
+        <w:rPr>
+          <w:rFonts w:ascii="Times New Roman" w:hAnsi="Times New Roman" w:eastAsia="Times New Roman"/>
+          <w:b/>
+          <w:color w:val="000000"/>
+          <w:sz w:val="28"/>
+        </w:rPr>
+        <w:t>1 ВЫПОЛНЕНИЕ ЗАДАНИЯ</w:t>
+      </w:r>
+    </w:p>
+    <w:p>
+      <w:pPr>
+        <w:keepNext/>
+        <w:widowControl/>
+        <w:spacing w:line="360" w:lineRule="auto" w:before="120" w:after="200"/>
+        <w:ind w:firstLine="0"/>
         <w:jc w:val="left"/>
       </w:pPr>
       <w:r>
         <w:rPr>
-          <w:rFonts w:ascii="Times New Roman" w:hAnsi="Times New Roman"/>
+          <w:rFonts w:ascii="Times New Roman" w:hAnsi="Times New Roman" w:eastAsia="Times New Roman"/>
           <w:b/>
           <w:color w:val="000000"/>
           <w:sz w:val="28"/>
         </w:rPr>
-        <w:t>2. Блок-схема программы</w:t>
+        <w:t>1.1 Вариант задания</w:t>
       </w:r>
     </w:p>
     <w:p>
       <w:pPr>
+        <w:keepNext w:val="0"/>
         <w:widowControl/>
-        <w:spacing w:line="240" w:lineRule="auto" w:after="120"/>
+        <w:spacing w:line="360" w:lineRule="auto" w:before="0" w:after="0"/>
+        <w:ind w:firstLine="709"/>
+        <w:jc w:val="both"/>
+      </w:pPr>
+      <w:r>
+        <w:rPr>
+          <w:rFonts w:ascii="Times New Roman" w:hAnsi="Times New Roman" w:eastAsia="Times New Roman"/>
+          <w:b w:val="0"/>
+          <w:color w:val="000000"/>
+          <w:sz w:val="28"/>
+        </w:rPr>
+        <w:t>Вариант 14. Найти сумму ряда, общий член которого задаётся выражением:</w:t>
+      </w:r>
+    </w:p>
+    <w:p>
+      <w:pPr>
+        <w:keepNext w:val="0"/>
+        <w:widowControl/>
+        <w:spacing w:line="360" w:lineRule="auto" w:before="0" w:after="120"/>
         <w:ind w:firstLine="0"/>
         <w:jc w:val="center"/>
       </w:pPr>
       <w:r>
+        <w:rPr>
+          <w:rFonts w:ascii="Times New Roman" w:hAnsi="Times New Roman" w:eastAsia="Times New Roman"/>
+          <w:b w:val="0"/>
+          <w:color w:val="000000"/>
+          <w:sz w:val="28"/>
+        </w:rPr>
+      </w:r>
+      <m:oMath>
+        <m:f>
+          <m:num>
+            <m:r>
+              <m:t>n!</m:t>
+            </m:r>
+          </m:num>
+          <m:den>
+            <m:r>
+              <m:t>3 · nⁿ</m:t>
+            </m:r>
+          </m:den>
+        </m:f>
+      </m:oMath>
+    </w:p>
+    <w:p>
+      <w:pPr>
+        <w:keepNext w:val="0"/>
+        <w:widowControl/>
+        <w:spacing w:line="360" w:lineRule="auto" w:before="0" w:after="0"/>
+        <w:ind w:firstLine="709"/>
+        <w:jc w:val="both"/>
+      </w:pPr>
+      <w:r>
+        <w:rPr>
+          <w:rFonts w:ascii="Times New Roman" w:hAnsi="Times New Roman" w:eastAsia="Times New Roman"/>
+          <w:b w:val="0"/>
+          <w:color w:val="000000"/>
+          <w:sz w:val="28"/>
+        </w:rPr>
+        <w:t>Суммирование начинается с n = 1. В программе задано ε = 10⁻⁴; суммирование прекращается, когда модуль очередного члена становится меньше ε.</w:t>
+      </w:r>
+    </w:p>
+    <w:p>
+      <w:pPr>
+        <w:keepNext/>
+        <w:widowControl/>
+        <w:spacing w:line="360" w:lineRule="auto" w:before="120" w:after="200"/>
+        <w:ind w:firstLine="0"/>
+        <w:jc w:val="left"/>
+      </w:pPr>
+      <w:r>
+        <w:rPr>
+          <w:rFonts w:ascii="Times New Roman" w:hAnsi="Times New Roman" w:eastAsia="Times New Roman"/>
+          <w:b/>
+          <w:color w:val="000000"/>
+          <w:sz w:val="28"/>
+        </w:rPr>
+        <w:t>1.2 Код программы</w:t>
+      </w:r>
+    </w:p>
+    <w:p>
+      <w:pPr>
+        <w:keepNext/>
+        <w:widowControl/>
+        <w:spacing w:line="240" w:lineRule="auto" w:before="0" w:after="60"/>
+        <w:ind w:firstLine="0"/>
+        <w:jc w:val="center"/>
+      </w:pPr>
+      <w:r>
+        <w:rPr>
+          <w:rFonts w:ascii="Times New Roman" w:hAnsi="Times New Roman" w:eastAsia="Times New Roman"/>
+          <w:b w:val="0"/>
+          <w:color w:val="000000"/>
+          <w:sz w:val="28"/>
+        </w:rPr>
+      </w:r>
+      <w:r>
         <w:drawing>
           <wp:inline xmlns:a="http://schemas.openxmlformats.org/drawingml/2006/main" xmlns:pic="http://schemas.openxmlformats.org/drawingml/2006/picture">
-            <wp:extent cx="3240000" cy="3103048"/>
+            <wp:extent cx="5760000" cy="4773543"/>
             <wp:docPr id="1" name="Picture 1"/>
             <wp:cNvGraphicFramePr>
               <a:graphicFrameLocks noChangeAspect="1"/>
@@ -300,11 +644,11 @@
               <a:graphicData uri="http://schemas.openxmlformats.org/drawingml/2006/picture">
                 <pic:pic>
                   <pic:nvPicPr>
-                    <pic:cNvPr id="0" name="flowchart.png"/>
+                    <pic:cNvPr id="0" name="code2.png"/>
                     <pic:cNvPicPr/>
                   </pic:nvPicPr>
                   <pic:blipFill>
-                    <a:blip r:embed="rId9"/>
+                    <a:blip r:embed="rId10"/>
                     <a:stretch>
                       <a:fillRect/>
                     </a:stretch>
@@ -312,7 +656,7 @@
                   <pic:spPr>
                     <a:xfrm>
                       <a:off x="0" y="0"/>
-                      <a:ext cx="3240000" cy="3103048"/>
+                      <a:ext cx="5760000" cy="4773543"/>
                     </a:xfrm>
                     <a:prstGeom prst="rect"/>
                   </pic:spPr>
@@ -325,446 +669,575 @@
     </w:p>
     <w:p>
       <w:pPr>
-        <w:pStyle w:val="Heading1"/>
-        <w:pageBreakBefore/>
+        <w:keepNext w:val="0"/>
         <w:widowControl/>
-        <w:jc w:val="left"/>
+        <w:spacing w:line="240" w:lineRule="auto" w:before="0" w:after="160"/>
+        <w:ind w:firstLine="0"/>
+        <w:jc w:val="center"/>
       </w:pPr>
       <w:r>
         <w:rPr>
-          <w:rFonts w:ascii="Times New Roman" w:hAnsi="Times New Roman"/>
-          <w:b/>
+          <w:rFonts w:ascii="Times New Roman" w:hAnsi="Times New Roman" w:eastAsia="Times New Roman"/>
+          <w:b w:val="0"/>
           <w:color w:val="000000"/>
-          <w:sz w:val="28"/>
+          <w:sz w:val="24"/>
         </w:rPr>
-        <w:t>3. Текст программы</w:t>
+        <w:t>Рисунок 1 — Исходный код программы lab2.cpp</w:t>
       </w:r>
     </w:p>
     <w:p>
       <w:pPr>
+        <w:keepNext/>
+        <w:pageBreakBefore/>
         <w:widowControl/>
-        <w:spacing w:after="0" w:line="240" w:lineRule="auto" w:before="0"/>
+        <w:spacing w:line="360" w:lineRule="auto" w:before="120" w:after="200"/>
         <w:ind w:firstLine="0"/>
         <w:jc w:val="left"/>
       </w:pPr>
       <w:r>
         <w:rPr>
-          <w:rFonts w:ascii="Courier New" w:hAnsi="Courier New"/>
-          <w:sz w:val="20"/>
+          <w:rFonts w:ascii="Times New Roman" w:hAnsi="Times New Roman" w:eastAsia="Times New Roman"/>
+          <w:b/>
+          <w:color w:val="000000"/>
+          <w:sz w:val="28"/>
         </w:rPr>
-        <w:t>#include &lt;iostream&gt;</w:t>
+        <w:t>1.2 Код программы (продолжение)</w:t>
       </w:r>
     </w:p>
     <w:p>
       <w:pPr>
+        <w:keepNext w:val="0"/>
         <w:widowControl/>
-        <w:spacing w:after="0" w:line="240" w:lineRule="auto" w:before="0"/>
+        <w:spacing w:line="360" w:lineRule="auto" w:before="0" w:after="0"/>
+        <w:ind w:firstLine="709"/>
+        <w:jc w:val="both"/>
+      </w:pPr>
+      <w:r>
+        <w:rPr>
+          <w:rFonts w:ascii="Times New Roman" w:hAnsi="Times New Roman" w:eastAsia="Times New Roman"/>
+          <w:b w:val="0"/>
+          <w:color w:val="000000"/>
+          <w:sz w:val="28"/>
+        </w:rPr>
+        <w:t>Библиотека iostream используется для вывода результата, cmath — для функций pow и fabs. Функция pow вычисляет степень, fabs — модуль вещественного числа.</w:t>
+      </w:r>
+    </w:p>
+    <w:p>
+      <w:pPr>
+        <w:keepNext w:val="0"/>
+        <w:widowControl/>
+        <w:spacing w:line="360" w:lineRule="auto" w:before="0" w:after="0"/>
+        <w:ind w:firstLine="709"/>
+        <w:jc w:val="both"/>
+      </w:pPr>
+      <w:r>
+        <w:rPr>
+          <w:rFonts w:ascii="Times New Roman" w:hAnsi="Times New Roman" w:eastAsia="Times New Roman"/>
+          <w:b w:val="0"/>
+          <w:color w:val="000000"/>
+          <w:sz w:val="28"/>
+        </w:rPr>
+        <w:t>Переменная eps хранит порог остановки цикла. Переменная n — номер текущего члена ряда, a — его значение, s — накопленная сумма. Начальные значения: n = 1, a = 1/3, s = 0.</w:t>
+      </w:r>
+    </w:p>
+    <w:p>
+      <w:pPr>
+        <w:keepNext w:val="0"/>
+        <w:widowControl/>
+        <w:spacing w:line="360" w:lineRule="auto" w:before="0" w:after="0"/>
+        <w:ind w:firstLine="709"/>
+        <w:jc w:val="both"/>
+      </w:pPr>
+      <w:r>
+        <w:rPr>
+          <w:rFonts w:ascii="Times New Roman" w:hAnsi="Times New Roman" w:eastAsia="Times New Roman"/>
+          <w:b w:val="0"/>
+          <w:color w:val="000000"/>
+          <w:sz w:val="28"/>
+        </w:rPr>
+        <w:t>Для вычисления следующего члена используется отношение соседних членов:</w:t>
+      </w:r>
+    </w:p>
+    <w:p>
+      <w:pPr>
+        <w:keepNext w:val="0"/>
+        <w:widowControl/>
+        <w:spacing w:line="360" w:lineRule="auto" w:before="0" w:after="120"/>
+        <w:ind w:firstLine="0"/>
+        <w:jc w:val="center"/>
+      </w:pPr>
+      <w:r>
+        <w:rPr>
+          <w:rFonts w:ascii="Times New Roman" w:hAnsi="Times New Roman" w:eastAsia="Times New Roman"/>
+          <w:b w:val="0"/>
+          <w:color w:val="000000"/>
+          <w:sz w:val="28"/>
+        </w:rPr>
+      </w:r>
+      <m:oMath>
+        <m:f>
+          <m:num>
+            <m:sSub>
+              <m:e>
+                <m:r>
+                  <m:t>a</m:t>
+                </m:r>
+              </m:e>
+              <m:sub>
+                <m:r>
+                  <m:t>n + 1</m:t>
+                </m:r>
+              </m:sub>
+            </m:sSub>
+          </m:num>
+          <m:den>
+            <m:sSub>
+              <m:e>
+                <m:r>
+                  <m:t>a</m:t>
+                </m:r>
+              </m:e>
+              <m:sub>
+                <m:r>
+                  <m:t>n</m:t>
+                </m:r>
+              </m:sub>
+            </m:sSub>
+          </m:den>
+        </m:f>
+        <m:r>
+          <m:t> = </m:t>
+        </m:r>
+        <m:sSup>
+          <m:e>
+            <m:r>
+              <m:t>(n / (n + 1))</m:t>
+            </m:r>
+          </m:e>
+          <m:sup>
+            <m:r>
+              <m:t>n</m:t>
+            </m:r>
+          </m:sup>
+        </m:sSup>
+      </m:oMath>
+    </w:p>
+    <w:p>
+      <w:pPr>
+        <w:keepNext w:val="0"/>
+        <w:widowControl/>
+        <w:spacing w:line="360" w:lineRule="auto" w:before="0" w:after="0"/>
+        <w:ind w:firstLine="709"/>
+        <w:jc w:val="both"/>
+      </w:pPr>
+      <w:r>
+        <w:rPr>
+          <w:rFonts w:ascii="Times New Roman" w:hAnsi="Times New Roman" w:eastAsia="Times New Roman"/>
+          <w:b w:val="0"/>
+          <w:color w:val="000000"/>
+          <w:sz w:val="28"/>
+        </w:rPr>
+        <w:t>Таким образом, следующий член получается умножением текущего члена на (n / (n + 1))ⁿ. Это позволяет не вычислять факториал на каждой итерации.</w:t>
+      </w:r>
+    </w:p>
+    <w:p>
+      <w:pPr>
+        <w:keepNext w:val="0"/>
+        <w:widowControl/>
+        <w:spacing w:line="360" w:lineRule="auto" w:before="0" w:after="0"/>
+        <w:ind w:firstLine="709"/>
+        <w:jc w:val="both"/>
+      </w:pPr>
+      <w:r>
+        <w:rPr>
+          <w:rFonts w:ascii="Times New Roman" w:hAnsi="Times New Roman" w:eastAsia="Times New Roman"/>
+          <w:b w:val="0"/>
+          <w:color w:val="000000"/>
+          <w:sz w:val="28"/>
+        </w:rPr>
+        <w:t>Цикл while выполняется, пока fabs(a) &gt;= eps. В каждой итерации текущий член прибавляется к s, затем вычисляется следующий член и увеличивается n. Приведение (double)n обеспечивает вещественное деление.</w:t>
+      </w:r>
+    </w:p>
+    <w:p>
+      <w:pPr>
+        <w:keepNext w:val="0"/>
+        <w:widowControl/>
+        <w:spacing w:line="360" w:lineRule="auto" w:before="0" w:after="0"/>
+        <w:ind w:firstLine="709"/>
+        <w:jc w:val="both"/>
+      </w:pPr>
+      <w:r>
+        <w:rPr>
+          <w:rFonts w:ascii="Times New Roman" w:hAnsi="Times New Roman" w:eastAsia="Times New Roman"/>
+          <w:b w:val="0"/>
+          <w:color w:val="000000"/>
+          <w:sz w:val="28"/>
+        </w:rPr>
+        <w:t>После выхода из цикла выводятся сумма и количество добавленных членов n − 1. Блок-схема программы приведена в приложении А.</w:t>
+      </w:r>
+    </w:p>
+    <w:p>
+      <w:pPr>
+        <w:keepNext/>
+        <w:pageBreakBefore/>
+        <w:widowControl/>
+        <w:spacing w:line="360" w:lineRule="auto" w:before="120" w:after="200"/>
         <w:ind w:firstLine="0"/>
         <w:jc w:val="left"/>
       </w:pPr>
       <w:r>
         <w:rPr>
-          <w:rFonts w:ascii="Courier New" w:hAnsi="Courier New"/>
-          <w:sz w:val="20"/>
+          <w:rFonts w:ascii="Times New Roman" w:hAnsi="Times New Roman" w:eastAsia="Times New Roman"/>
+          <w:b/>
+          <w:color w:val="000000"/>
+          <w:sz w:val="28"/>
         </w:rPr>
-        <w:t>#include &lt;cmath&gt;</w:t>
+        <w:t>1.3 Результаты выполнения программы</w:t>
       </w:r>
     </w:p>
     <w:p>
       <w:pPr>
+        <w:keepNext/>
         <w:widowControl/>
-        <w:spacing w:after="0" w:line="240" w:lineRule="auto" w:before="0"/>
+        <w:spacing w:line="240" w:lineRule="auto" w:before="0" w:after="60"/>
+        <w:ind w:firstLine="0"/>
+        <w:jc w:val="center"/>
+      </w:pPr>
+      <w:r>
+        <w:rPr>
+          <w:rFonts w:ascii="Times New Roman" w:hAnsi="Times New Roman" w:eastAsia="Times New Roman"/>
+          <w:b w:val="0"/>
+          <w:color w:val="000000"/>
+          <w:sz w:val="28"/>
+        </w:rPr>
+      </w:r>
+      <w:r>
+        <w:drawing>
+          <wp:inline xmlns:a="http://schemas.openxmlformats.org/drawingml/2006/main" xmlns:pic="http://schemas.openxmlformats.org/drawingml/2006/picture">
+            <wp:extent cx="5040000" cy="1620845"/>
+            <wp:docPr id="2" name="Picture 2"/>
+            <wp:cNvGraphicFramePr>
+              <a:graphicFrameLocks noChangeAspect="1"/>
+            </wp:cNvGraphicFramePr>
+            <a:graphic>
+              <a:graphicData uri="http://schemas.openxmlformats.org/drawingml/2006/picture">
+                <pic:pic>
+                  <pic:nvPicPr>
+                    <pic:cNvPr id="0" name="result2.png"/>
+                    <pic:cNvPicPr/>
+                  </pic:nvPicPr>
+                  <pic:blipFill>
+                    <a:blip r:embed="rId11"/>
+                    <a:stretch>
+                      <a:fillRect/>
+                    </a:stretch>
+                  </pic:blipFill>
+                  <pic:spPr>
+                    <a:xfrm>
+                      <a:off x="0" y="0"/>
+                      <a:ext cx="5040000" cy="1620845"/>
+                    </a:xfrm>
+                    <a:prstGeom prst="rect"/>
+                  </pic:spPr>
+                </pic:pic>
+              </a:graphicData>
+            </a:graphic>
+          </wp:inline>
+        </w:drawing>
+      </w:r>
+    </w:p>
+    <w:p>
+      <w:pPr>
+        <w:keepNext w:val="0"/>
+        <w:widowControl/>
+        <w:spacing w:line="240" w:lineRule="auto" w:before="0" w:after="160"/>
+        <w:ind w:firstLine="0"/>
+        <w:jc w:val="center"/>
+      </w:pPr>
+      <w:r>
+        <w:rPr>
+          <w:rFonts w:ascii="Times New Roman" w:hAnsi="Times New Roman" w:eastAsia="Times New Roman"/>
+          <w:b w:val="0"/>
+          <w:color w:val="000000"/>
+          <w:sz w:val="24"/>
+        </w:rPr>
+        <w:t>Рисунок 2 — Результаты запуска программы</w:t>
+      </w:r>
+    </w:p>
+    <w:p>
+      <w:pPr>
+        <w:keepNext w:val="0"/>
+        <w:widowControl/>
+        <w:spacing w:line="360" w:lineRule="auto" w:before="0" w:after="0"/>
+        <w:ind w:firstLine="709"/>
+        <w:jc w:val="both"/>
+      </w:pPr>
+      <w:r>
+        <w:rPr>
+          <w:rFonts w:ascii="Times New Roman" w:hAnsi="Times New Roman" w:eastAsia="Times New Roman"/>
+          <w:b w:val="0"/>
+          <w:color w:val="000000"/>
+          <w:sz w:val="28"/>
+        </w:rPr>
+        <w:t>При ε = 0.0001 программа вывела сумму S = 0.626542. В сумму включены 10 членов ряда.</w:t>
+      </w:r>
+    </w:p>
+    <w:p>
+      <w:pPr>
+        <w:keepNext w:val="0"/>
+        <w:widowControl/>
+        <w:spacing w:line="360" w:lineRule="auto" w:before="0" w:after="0"/>
+        <w:ind w:firstLine="709"/>
+        <w:jc w:val="both"/>
+      </w:pPr>
+      <w:r>
+        <w:rPr>
+          <w:rFonts w:ascii="Times New Roman" w:hAnsi="Times New Roman" w:eastAsia="Times New Roman"/>
+          <w:b w:val="0"/>
+          <w:color w:val="000000"/>
+          <w:sz w:val="28"/>
+        </w:rPr>
+        <w:t>На момент выхода из цикла n = 11, а очередной член уже меньше eps и не добавляется к сумме. Поэтому число просуммированных членов выводится как n − 1.</w:t>
+      </w:r>
+    </w:p>
+    <w:p>
+      <w:pPr>
+        <w:keepNext w:val="0"/>
+        <w:widowControl/>
+        <w:spacing w:line="360" w:lineRule="auto" w:before="0" w:after="0"/>
+        <w:ind w:firstLine="709"/>
+        <w:jc w:val="both"/>
+      </w:pPr>
+      <w:r>
+        <w:rPr>
+          <w:rFonts w:ascii="Times New Roman" w:hAnsi="Times New Roman" w:eastAsia="Times New Roman"/>
+          <w:b w:val="0"/>
+          <w:color w:val="000000"/>
+          <w:sz w:val="28"/>
+        </w:rPr>
+        <w:t>Условие |aₙ| &lt; ε является используемым критерием остановки по величине отдельного члена ряда. Сумму отброшенных членов следует отличать от величины одного очередного члена.</w:t>
+      </w:r>
+    </w:p>
+    <w:p>
+      <w:pPr>
+        <w:keepNext/>
+        <w:pageBreakBefore/>
+        <w:widowControl/>
+        <w:spacing w:line="360" w:lineRule="auto" w:before="0" w:after="200"/>
+        <w:ind w:firstLine="0"/>
+        <w:jc w:val="center"/>
+      </w:pPr>
+      <w:r>
+        <w:rPr>
+          <w:rFonts w:ascii="Times New Roman" w:hAnsi="Times New Roman" w:eastAsia="Times New Roman"/>
+          <w:b/>
+          <w:color w:val="000000"/>
+          <w:sz w:val="28"/>
+        </w:rPr>
+        <w:t>ЗАКЛЮЧЕНИЕ</w:t>
+      </w:r>
+    </w:p>
+    <w:p>
+      <w:pPr>
+        <w:keepNext w:val="0"/>
+        <w:widowControl/>
+        <w:spacing w:line="360" w:lineRule="auto" w:before="0" w:after="0"/>
+        <w:ind w:firstLine="709"/>
+        <w:jc w:val="both"/>
+      </w:pPr>
+      <w:r>
+        <w:rPr>
+          <w:rFonts w:ascii="Times New Roman" w:hAnsi="Times New Roman" w:eastAsia="Times New Roman"/>
+          <w:b w:val="0"/>
+          <w:color w:val="000000"/>
+          <w:sz w:val="28"/>
+        </w:rPr>
+        <w:t>В ходе работы рассмотрен итерационный алгоритм вычисления суммы ряда. Создана программа, использующая цикл while и рекуррентное вычисление очередного члена.</w:t>
+      </w:r>
+    </w:p>
+    <w:p>
+      <w:pPr>
+        <w:keepNext w:val="0"/>
+        <w:widowControl/>
+        <w:spacing w:line="360" w:lineRule="auto" w:before="0" w:after="0"/>
+        <w:ind w:firstLine="709"/>
+        <w:jc w:val="both"/>
+      </w:pPr>
+      <w:r>
+        <w:rPr>
+          <w:rFonts w:ascii="Times New Roman" w:hAnsi="Times New Roman" w:eastAsia="Times New Roman"/>
+          <w:b w:val="0"/>
+          <w:color w:val="000000"/>
+          <w:sz w:val="28"/>
+        </w:rPr>
+        <w:t>Применение рекуррентной формулы позволяет избежать непосредственного вычисления факториала. При заданном пороге остановки 10⁻⁴ программа просуммировала 10 членов и вывела результат 0.626542.</w:t>
+      </w:r>
+    </w:p>
+    <w:p>
+      <w:pPr>
+        <w:keepNext w:val="0"/>
+        <w:widowControl/>
+        <w:spacing w:line="360" w:lineRule="auto" w:before="0" w:after="0"/>
+        <w:ind w:firstLine="709"/>
+        <w:jc w:val="both"/>
+      </w:pPr>
+      <w:r>
+        <w:rPr>
+          <w:rFonts w:ascii="Times New Roman" w:hAnsi="Times New Roman" w:eastAsia="Times New Roman"/>
+          <w:b w:val="0"/>
+          <w:color w:val="000000"/>
+          <w:sz w:val="28"/>
+        </w:rPr>
+        <w:t>Получены навыки использования цикла, накопления суммы, вычисления модуля вещественного числа и организации вывода результатов.</w:t>
+      </w:r>
+    </w:p>
+    <w:p>
+      <w:pPr>
+        <w:keepNext/>
+        <w:pageBreakBefore/>
+        <w:widowControl/>
+        <w:spacing w:line="360" w:lineRule="auto" w:before="0" w:after="200"/>
+        <w:ind w:firstLine="0"/>
+        <w:jc w:val="center"/>
+      </w:pPr>
+      <w:r>
+        <w:rPr>
+          <w:rFonts w:ascii="Times New Roman" w:hAnsi="Times New Roman" w:eastAsia="Times New Roman"/>
+          <w:b/>
+          <w:color w:val="000000"/>
+          <w:sz w:val="28"/>
+        </w:rPr>
+        <w:t>СПИСОК ИСПОЛЬЗОВАННЫХ ИСТОЧНИКОВ</w:t>
+      </w:r>
+    </w:p>
+    <w:p>
+      <w:pPr>
+        <w:keepNext w:val="0"/>
+        <w:widowControl/>
+        <w:spacing w:line="360" w:lineRule="auto" w:before="0" w:after="0"/>
+        <w:ind w:firstLine="709"/>
+        <w:jc w:val="both"/>
+      </w:pPr>
+      <w:r>
+        <w:rPr>
+          <w:rFonts w:ascii="Times New Roman" w:hAnsi="Times New Roman" w:eastAsia="Times New Roman"/>
+          <w:b w:val="0"/>
+          <w:color w:val="000000"/>
+          <w:sz w:val="28"/>
+        </w:rPr>
+        <w:t>1. Викентьева О. Л., Полякова О. А. Программирование на языке С++: лабораторный практикум для студентов специальности АСУ. Пермь, 2003.</w:t>
+      </w:r>
+    </w:p>
+    <w:p>
+      <w:pPr>
+        <w:keepNext/>
+        <w:pageBreakBefore/>
+        <w:widowControl/>
+        <w:spacing w:line="360" w:lineRule="auto" w:before="0" w:after="200"/>
+        <w:ind w:firstLine="0"/>
+        <w:jc w:val="center"/>
+      </w:pPr>
+      <w:r>
+        <w:rPr>
+          <w:rFonts w:ascii="Times New Roman" w:hAnsi="Times New Roman" w:eastAsia="Times New Roman"/>
+          <w:b/>
+          <w:color w:val="000000"/>
+          <w:sz w:val="28"/>
+        </w:rPr>
+        <w:t>ПРИЛОЖЕНИЕ А</w:t>
+      </w:r>
+    </w:p>
+    <w:p>
+      <w:pPr>
+        <w:keepNext/>
+        <w:widowControl/>
+        <w:spacing w:line="360" w:lineRule="auto" w:before="120" w:after="200"/>
         <w:ind w:firstLine="0"/>
         <w:jc w:val="left"/>
       </w:pPr>
       <w:r>
         <w:rPr>
-          <w:rFonts w:ascii="Courier New" w:hAnsi="Courier New"/>
-          <w:sz w:val="20"/>
+          <w:rFonts w:ascii="Times New Roman" w:hAnsi="Times New Roman" w:eastAsia="Times New Roman"/>
+          <w:b/>
+          <w:color w:val="000000"/>
+          <w:sz w:val="28"/>
         </w:rPr>
-        <w:t>using namespace std;</w:t>
+        <w:t>Блок-схема программы</w:t>
       </w:r>
     </w:p>
     <w:p>
       <w:pPr>
+        <w:keepNext/>
         <w:widowControl/>
-        <w:spacing w:after="0" w:line="240" w:lineRule="auto" w:before="0"/>
+        <w:spacing w:line="240" w:lineRule="auto" w:before="0" w:after="60"/>
         <w:ind w:firstLine="0"/>
-        <w:jc w:val="left"/>
+        <w:jc w:val="center"/>
       </w:pPr>
       <w:r>
         <w:rPr>
-          <w:rFonts w:ascii="Courier New" w:hAnsi="Courier New"/>
-          <w:sz w:val="20"/>
+          <w:rFonts w:ascii="Times New Roman" w:hAnsi="Times New Roman" w:eastAsia="Times New Roman"/>
+          <w:b w:val="0"/>
+          <w:color w:val="000000"/>
+          <w:sz w:val="28"/>
         </w:rPr>
-        <w:t xml:space="preserve"> </w:t>
+      </w:r>
+      <w:r>
+        <w:drawing>
+          <wp:inline xmlns:a="http://schemas.openxmlformats.org/drawingml/2006/main" xmlns:pic="http://schemas.openxmlformats.org/drawingml/2006/picture">
+            <wp:extent cx="5040000" cy="4826963"/>
+            <wp:docPr id="3" name="Picture 3"/>
+            <wp:cNvGraphicFramePr>
+              <a:graphicFrameLocks noChangeAspect="1"/>
+            </wp:cNvGraphicFramePr>
+            <a:graphic>
+              <a:graphicData uri="http://schemas.openxmlformats.org/drawingml/2006/picture">
+                <pic:pic>
+                  <pic:nvPicPr>
+                    <pic:cNvPr id="0" name="flowchart.png"/>
+                    <pic:cNvPicPr/>
+                  </pic:nvPicPr>
+                  <pic:blipFill>
+                    <a:blip r:embed="rId12"/>
+                    <a:stretch>
+                      <a:fillRect/>
+                    </a:stretch>
+                  </pic:blipFill>
+                  <pic:spPr>
+                    <a:xfrm>
+                      <a:off x="0" y="0"/>
+                      <a:ext cx="5040000" cy="4826963"/>
+                    </a:xfrm>
+                    <a:prstGeom prst="rect"/>
+                  </pic:spPr>
+                </pic:pic>
+              </a:graphicData>
+            </a:graphic>
+          </wp:inline>
+        </w:drawing>
       </w:r>
     </w:p>
     <w:p>
       <w:pPr>
+        <w:keepNext w:val="0"/>
         <w:widowControl/>
-        <w:spacing w:after="0" w:line="240" w:lineRule="auto" w:before="0"/>
+        <w:spacing w:line="240" w:lineRule="auto" w:before="0" w:after="160"/>
         <w:ind w:firstLine="0"/>
-        <w:jc w:val="left"/>
+        <w:jc w:val="center"/>
       </w:pPr>
       <w:r>
         <w:rPr>
-          <w:rFonts w:ascii="Courier New" w:hAnsi="Courier New"/>
-          <w:sz w:val="20"/>
+          <w:rFonts w:ascii="Times New Roman" w:hAnsi="Times New Roman" w:eastAsia="Times New Roman"/>
+          <w:b w:val="0"/>
+          <w:color w:val="000000"/>
+          <w:sz w:val="24"/>
         </w:rPr>
-        <w:t>int main()</w:t>
-      </w:r>
-    </w:p>
-    <w:p>
-      <w:pPr>
-        <w:widowControl/>
-        <w:spacing w:after="0" w:line="240" w:lineRule="auto" w:before="0"/>
-        <w:ind w:firstLine="0"/>
-        <w:jc w:val="left"/>
-      </w:pPr>
-      <w:r>
-        <w:rPr>
-          <w:rFonts w:ascii="Courier New" w:hAnsi="Courier New"/>
-          <w:sz w:val="20"/>
-        </w:rPr>
-        <w:t>{</w:t>
-      </w:r>
-    </w:p>
-    <w:p>
-      <w:pPr>
-        <w:widowControl/>
-        <w:spacing w:after="0" w:line="240" w:lineRule="auto" w:before="0"/>
-        <w:ind w:firstLine="0"/>
-        <w:jc w:val="left"/>
-      </w:pPr>
-      <w:r>
-        <w:rPr>
-          <w:rFonts w:ascii="Courier New" w:hAnsi="Courier New"/>
-          <w:sz w:val="20"/>
-        </w:rPr>
-        <w:t xml:space="preserve">    const double eps = 0.0001;</w:t>
-      </w:r>
-    </w:p>
-    <w:p>
-      <w:pPr>
-        <w:widowControl/>
-        <w:spacing w:after="0" w:line="240" w:lineRule="auto" w:before="0"/>
-        <w:ind w:firstLine="0"/>
-        <w:jc w:val="left"/>
-      </w:pPr>
-      <w:r>
-        <w:rPr>
-          <w:rFonts w:ascii="Courier New" w:hAnsi="Courier New"/>
-          <w:sz w:val="20"/>
-        </w:rPr>
-        <w:t xml:space="preserve">    int n = 1;</w:t>
-      </w:r>
-    </w:p>
-    <w:p>
-      <w:pPr>
-        <w:widowControl/>
-        <w:spacing w:after="0" w:line="240" w:lineRule="auto" w:before="0"/>
-        <w:ind w:firstLine="0"/>
-        <w:jc w:val="left"/>
-      </w:pPr>
-      <w:r>
-        <w:rPr>
-          <w:rFonts w:ascii="Courier New" w:hAnsi="Courier New"/>
-          <w:sz w:val="20"/>
-        </w:rPr>
-        <w:t xml:space="preserve">    double a = 1.0 / 3;</w:t>
-      </w:r>
-    </w:p>
-    <w:p>
-      <w:pPr>
-        <w:widowControl/>
-        <w:spacing w:after="0" w:line="240" w:lineRule="auto" w:before="0"/>
-        <w:ind w:firstLine="0"/>
-        <w:jc w:val="left"/>
-      </w:pPr>
-      <w:r>
-        <w:rPr>
-          <w:rFonts w:ascii="Courier New" w:hAnsi="Courier New"/>
-          <w:sz w:val="20"/>
-        </w:rPr>
-        <w:t xml:space="preserve">    double s = 0;</w:t>
-      </w:r>
-    </w:p>
-    <w:p>
-      <w:pPr>
-        <w:widowControl/>
-        <w:spacing w:after="0" w:line="240" w:lineRule="auto" w:before="0"/>
-        <w:ind w:firstLine="0"/>
-        <w:jc w:val="left"/>
-      </w:pPr>
-      <w:r>
-        <w:rPr>
-          <w:rFonts w:ascii="Courier New" w:hAnsi="Courier New"/>
-          <w:sz w:val="20"/>
-        </w:rPr>
-        <w:t xml:space="preserve"> </w:t>
-      </w:r>
-    </w:p>
-    <w:p>
-      <w:pPr>
-        <w:widowControl/>
-        <w:spacing w:after="0" w:line="240" w:lineRule="auto" w:before="0"/>
-        <w:ind w:firstLine="0"/>
-        <w:jc w:val="left"/>
-      </w:pPr>
-      <w:r>
-        <w:rPr>
-          <w:rFonts w:ascii="Courier New" w:hAnsi="Courier New"/>
-          <w:sz w:val="20"/>
-        </w:rPr>
-        <w:t xml:space="preserve">    while (fabs(a) &gt;= eps)</w:t>
-      </w:r>
-    </w:p>
-    <w:p>
-      <w:pPr>
-        <w:widowControl/>
-        <w:spacing w:after="0" w:line="240" w:lineRule="auto" w:before="0"/>
-        <w:ind w:firstLine="0"/>
-        <w:jc w:val="left"/>
-      </w:pPr>
-      <w:r>
-        <w:rPr>
-          <w:rFonts w:ascii="Courier New" w:hAnsi="Courier New"/>
-          <w:sz w:val="20"/>
-        </w:rPr>
-        <w:t xml:space="preserve">    {</w:t>
-      </w:r>
-    </w:p>
-    <w:p>
-      <w:pPr>
-        <w:widowControl/>
-        <w:spacing w:after="0" w:line="240" w:lineRule="auto" w:before="0"/>
-        <w:ind w:firstLine="0"/>
-        <w:jc w:val="left"/>
-      </w:pPr>
-      <w:r>
-        <w:rPr>
-          <w:rFonts w:ascii="Courier New" w:hAnsi="Courier New"/>
-          <w:sz w:val="20"/>
-        </w:rPr>
-        <w:t xml:space="preserve">        s += a;</w:t>
-      </w:r>
-    </w:p>
-    <w:p>
-      <w:pPr>
-        <w:widowControl/>
-        <w:spacing w:after="0" w:line="240" w:lineRule="auto" w:before="0"/>
-        <w:ind w:firstLine="0"/>
-        <w:jc w:val="left"/>
-      </w:pPr>
-      <w:r>
-        <w:rPr>
-          <w:rFonts w:ascii="Courier New" w:hAnsi="Courier New"/>
-          <w:sz w:val="20"/>
-        </w:rPr>
-        <w:t xml:space="preserve">        a = a * pow((double)n / (n + 1), n);</w:t>
-      </w:r>
-    </w:p>
-    <w:p>
-      <w:pPr>
-        <w:widowControl/>
-        <w:spacing w:after="0" w:line="240" w:lineRule="auto" w:before="0"/>
-        <w:ind w:firstLine="0"/>
-        <w:jc w:val="left"/>
-      </w:pPr>
-      <w:r>
-        <w:rPr>
-          <w:rFonts w:ascii="Courier New" w:hAnsi="Courier New"/>
-          <w:sz w:val="20"/>
-        </w:rPr>
-        <w:t xml:space="preserve">        n++;</w:t>
-      </w:r>
-    </w:p>
-    <w:p>
-      <w:pPr>
-        <w:widowControl/>
-        <w:spacing w:after="0" w:line="240" w:lineRule="auto" w:before="0"/>
-        <w:ind w:firstLine="0"/>
-        <w:jc w:val="left"/>
-      </w:pPr>
-      <w:r>
-        <w:rPr>
-          <w:rFonts w:ascii="Courier New" w:hAnsi="Courier New"/>
-          <w:sz w:val="20"/>
-        </w:rPr>
-        <w:t xml:space="preserve">    }</w:t>
-      </w:r>
-    </w:p>
-    <w:p>
-      <w:pPr>
-        <w:widowControl/>
-        <w:spacing w:after="0" w:line="240" w:lineRule="auto" w:before="0"/>
-        <w:ind w:firstLine="0"/>
-        <w:jc w:val="left"/>
-      </w:pPr>
-      <w:r>
-        <w:rPr>
-          <w:rFonts w:ascii="Courier New" w:hAnsi="Courier New"/>
-          <w:sz w:val="20"/>
-        </w:rPr>
-        <w:t xml:space="preserve"> </w:t>
-      </w:r>
-    </w:p>
-    <w:p>
-      <w:pPr>
-        <w:widowControl/>
-        <w:spacing w:after="0" w:line="240" w:lineRule="auto" w:before="0"/>
-        <w:ind w:firstLine="0"/>
-        <w:jc w:val="left"/>
-      </w:pPr>
-      <w:r>
-        <w:rPr>
-          <w:rFonts w:ascii="Courier New" w:hAnsi="Courier New"/>
-          <w:sz w:val="20"/>
-        </w:rPr>
-        <w:t xml:space="preserve">    cout &lt;&lt; "Sum of series n!/(3*n^n) with eps = " &lt;&lt; eps &lt;&lt; endl;</w:t>
-      </w:r>
-    </w:p>
-    <w:p>
-      <w:pPr>
-        <w:widowControl/>
-        <w:spacing w:after="0" w:line="240" w:lineRule="auto" w:before="0"/>
-        <w:ind w:firstLine="0"/>
-        <w:jc w:val="left"/>
-      </w:pPr>
-      <w:r>
-        <w:rPr>
-          <w:rFonts w:ascii="Courier New" w:hAnsi="Courier New"/>
-          <w:sz w:val="20"/>
-        </w:rPr>
-        <w:t xml:space="preserve">    cout &lt;&lt; "S = " &lt;&lt; s &lt;&lt; endl;</w:t>
-      </w:r>
-    </w:p>
-    <w:p>
-      <w:pPr>
-        <w:widowControl/>
-        <w:spacing w:after="0" w:line="240" w:lineRule="auto" w:before="0"/>
-        <w:ind w:firstLine="0"/>
-        <w:jc w:val="left"/>
-      </w:pPr>
-      <w:r>
-        <w:rPr>
-          <w:rFonts w:ascii="Courier New" w:hAnsi="Courier New"/>
-          <w:sz w:val="20"/>
-        </w:rPr>
-        <w:t xml:space="preserve">    cout &lt;&lt; "Number of terms: " &lt;&lt; n - 1 &lt;&lt; endl;</w:t>
-      </w:r>
-    </w:p>
-    <w:p>
-      <w:pPr>
-        <w:widowControl/>
-        <w:spacing w:after="0" w:line="240" w:lineRule="auto" w:before="0"/>
-        <w:ind w:firstLine="0"/>
-        <w:jc w:val="left"/>
-      </w:pPr>
-      <w:r>
-        <w:rPr>
-          <w:rFonts w:ascii="Courier New" w:hAnsi="Courier New"/>
-          <w:sz w:val="20"/>
-        </w:rPr>
-        <w:t xml:space="preserve">    return 0;</w:t>
-      </w:r>
-    </w:p>
-    <w:p>
-      <w:pPr>
-        <w:widowControl/>
-        <w:spacing w:after="0" w:line="240" w:lineRule="auto" w:before="0"/>
-        <w:ind w:firstLine="0"/>
-        <w:jc w:val="left"/>
-      </w:pPr>
-      <w:r>
-        <w:rPr>
-          <w:rFonts w:ascii="Courier New" w:hAnsi="Courier New"/>
-          <w:sz w:val="20"/>
-        </w:rPr>
-        <w:t>}</w:t>
-      </w:r>
-    </w:p>
-    <w:p>
-      <w:pPr>
-        <w:pStyle w:val="Heading1"/>
-        <w:widowControl/>
-        <w:jc w:val="left"/>
-      </w:pPr>
-      <w:r>
-        <w:rPr>
-          <w:rFonts w:ascii="Times New Roman" w:hAnsi="Times New Roman"/>
-          <w:b/>
-          <w:color w:val="000000"/>
-          <w:sz w:val="28"/>
-        </w:rPr>
-        <w:t>4. Результат решения</w:t>
-      </w:r>
-    </w:p>
-    <w:p>
-      <w:pPr>
-        <w:widowControl/>
-        <w:spacing w:after="0" w:line="240" w:lineRule="auto" w:before="0"/>
-        <w:ind w:firstLine="0"/>
-        <w:jc w:val="left"/>
-      </w:pPr>
-      <w:r>
-        <w:rPr>
-          <w:rFonts w:ascii="Courier New" w:hAnsi="Courier New"/>
-          <w:sz w:val="20"/>
-        </w:rPr>
-        <w:t>Sum of series n!/(3*n^n) with eps = 0.0001</w:t>
-      </w:r>
-    </w:p>
-    <w:p>
-      <w:pPr>
-        <w:widowControl/>
-        <w:spacing w:after="0" w:line="240" w:lineRule="auto" w:before="0"/>
-        <w:ind w:firstLine="0"/>
-        <w:jc w:val="left"/>
-      </w:pPr>
-      <w:r>
-        <w:rPr>
-          <w:rFonts w:ascii="Courier New" w:hAnsi="Courier New"/>
-          <w:sz w:val="20"/>
-        </w:rPr>
-        <w:t>S = 0.626542</w:t>
-      </w:r>
-    </w:p>
-    <w:p>
-      <w:pPr>
-        <w:widowControl/>
-        <w:spacing w:after="0" w:line="240" w:lineRule="auto" w:before="0"/>
-        <w:ind w:firstLine="0"/>
-        <w:jc w:val="left"/>
-      </w:pPr>
-      <w:r>
-        <w:rPr>
-          <w:rFonts w:ascii="Courier New" w:hAnsi="Courier New"/>
-          <w:sz w:val="20"/>
-        </w:rPr>
-        <w:t>Number of terms: 10</w:t>
-      </w:r>
-    </w:p>
-    <w:p>
-      <w:pPr>
-        <w:widowControl/>
-        <w:spacing w:line="360" w:lineRule="auto" w:after="0"/>
-        <w:ind w:firstLine="709"/>
-        <w:jc w:val="both"/>
-      </w:pPr>
-      <w:r>
-        <w:rPr>
-          <w:rFonts w:ascii="Times New Roman" w:hAnsi="Times New Roman"/>
-          <w:sz w:val="28"/>
-        </w:rPr>
-        <w:t>Сумма ряда с точностью 10^-4 равна примерно 0.6265, для её вычисления потребовалось 10 членов ряда.</w:t>
+        <w:t>Рисунок А.1 — Блок-схема программы lab2.cpp</w:t>
       </w:r>
     </w:p>
     <w:sectPr>
-      <w:footerReference w:type="default" r:id="rId10"/>
+      <w:footerReference w:type="default" r:id="rId9"/>
       <w:pgSz w:w="11906" w:h="16838"/>
-      <w:pgMar w:top="1134" w:right="850" w:bottom="1134" w:left="1701" w:header="567" w:footer="567" w:gutter="0"/>
+      <w:pgMar w:top="1134" w:right="850" w:bottom="1134" w:left="1701" w:header="720" w:footer="567" w:gutter="0"/>
       <w:cols w:space="720"/>
       <w:titlePg/>
       <w:docGrid w:linePitch="360"/>
@@ -778,12 +1251,13 @@
   <w:p>
     <w:pPr>
       <w:pStyle w:val="Footer"/>
-      <w:ind w:firstLine="0"/>
       <w:jc w:val="center"/>
     </w:pPr>
     <w:r>
       <w:rPr>
-        <w:rFonts w:ascii="Times New Roman" w:hAnsi="Times New Roman"/>
+        <w:rFonts w:ascii="Times New Roman" w:hAnsi="Times New Roman" w:eastAsia="Times New Roman"/>
+        <w:b w:val="0"/>
+        <w:color w:val="000000"/>
         <w:sz w:val="24"/>
       </w:rPr>
     </w:r>
@@ -1157,7 +1631,6 @@
     <w:rsid w:val="00FC693F"/>
     <w:pPr>
       <w:spacing w:line="360" w:lineRule="auto" w:after="0"/>
-      <w:ind w:firstLine="709"/>
     </w:pPr>
     <w:rPr>
       <w:rFonts w:ascii="Times New Roman" w:hAnsi="Times New Roman"/>
@@ -1219,15 +1692,14 @@
     <w:pPr>
       <w:keepNext/>
       <w:keepLines/>
-      <w:spacing w:before="240" w:after="120" w:line="360" w:lineRule="auto"/>
-      <w:ind w:firstLine="0"/>
+      <w:spacing w:before="480" w:after="0"/>
       <w:outlineLvl w:val="0"/>
     </w:pPr>
     <w:rPr>
-      <w:rFonts w:asciiTheme="majorHAnsi" w:eastAsiaTheme="majorEastAsia" w:hAnsiTheme="majorHAnsi" w:cstheme="majorBidi" w:ascii="Times New Roman" w:hAnsi="Times New Roman"/>
+      <w:rFonts w:asciiTheme="majorHAnsi" w:eastAsiaTheme="majorEastAsia" w:hAnsiTheme="majorHAnsi" w:cstheme="majorBidi"/>
       <w:b/>
       <w:bCs/>
-      <w:color w:val="000000"/>
+      <w:color w:val="365F91" w:themeColor="accent1" w:themeShade="BF"/>
       <w:sz w:val="28"/>
       <w:szCs w:val="28"/>
     </w:rPr>
@@ -1244,16 +1716,15 @@
     <w:pPr>
       <w:keepNext/>
       <w:keepLines/>
-      <w:spacing w:before="240" w:after="120" w:line="360" w:lineRule="auto"/>
-      <w:ind w:firstLine="0"/>
+      <w:spacing w:before="200" w:after="0"/>
       <w:outlineLvl w:val="1"/>
     </w:pPr>
     <w:rPr>
-      <w:rFonts w:asciiTheme="majorHAnsi" w:eastAsiaTheme="majorEastAsia" w:hAnsiTheme="majorHAnsi" w:cstheme="majorBidi" w:ascii="Times New Roman" w:hAnsi="Times New Roman"/>
+      <w:rFonts w:asciiTheme="majorHAnsi" w:eastAsiaTheme="majorEastAsia" w:hAnsiTheme="majorHAnsi" w:cstheme="majorBidi"/>
       <w:b/>
       <w:bCs/>
-      <w:color w:val="000000"/>
-      <w:sz w:val="28"/>
+      <w:color w:val="4F81BD" w:themeColor="accent1"/>
+      <w:sz w:val="26"/>
       <w:szCs w:val="26"/>
     </w:rPr>
   </w:style>
